--- a/Algorítimos e Lógica de Programação/Projeto Integrador 2026_1- Questões Gerar Senha Aleatória.docx
+++ b/Algorítimos e Lógica de Programação/Projeto Integrador 2026_1- Questões Gerar Senha Aleatória.docx
@@ -558,8 +558,13 @@
         <w:t xml:space="preserve"> tem um padrão para a senha ser gerada. O primeiro caractere da senha precisava obrigatoriamente indicar a categoria do usuário, P, A ou F, no total ela precisa ter 8 caracteres e utilizar somente os caracteres permitidos dentro desses 8 caracteres, sendo eles: </w:t>
       </w:r>
       <w:r>
-        <w:t>ABCDEFGHIJKLMNOPQRSTUVWXYZ0123456789@!#</w:t>
-      </w:r>
+        <w:t>ABCDEFGHIJKLMNOPQRSTUVWXYZ0123456789</w:t>
+      </w:r>
+      <w:proofErr w:type="gramStart"/>
+      <w:r>
+        <w:t>@!#</w:t>
+      </w:r>
+      <w:proofErr w:type="gramEnd"/>
       <w:r>
         <w:t>.</w:t>
       </w:r>
@@ -1264,12 +1269,6 @@
         <w:ind w:firstLine="0"/>
         <w:jc w:val="left"/>
       </w:pPr>
-    </w:p>
-    <w:p>
-      <w:pPr>
-        <w:ind w:firstLine="0"/>
-        <w:jc w:val="left"/>
-      </w:pPr>
       <w:r>
         <w:t>Var</w:t>
       </w:r>
@@ -1291,10 +1290,12 @@
         <w:t xml:space="preserve">, </w:t>
       </w:r>
       <w:proofErr w:type="spellStart"/>
+      <w:proofErr w:type="gramStart"/>
       <w:r>
         <w:t>senha,resp</w:t>
       </w:r>
       <w:proofErr w:type="spellEnd"/>
+      <w:proofErr w:type="gramEnd"/>
       <w:r>
         <w:t xml:space="preserve">, </w:t>
       </w:r>
@@ -1321,7 +1322,15 @@
       </w:r>
       <w:proofErr w:type="spellEnd"/>
       <w:r>
-        <w:t xml:space="preserve">: vetor[1..10] de  </w:t>
+        <w:t xml:space="preserve">: </w:t>
+      </w:r>
+      <w:proofErr w:type="gramStart"/>
+      <w:r>
+        <w:t>vetor[</w:t>
+      </w:r>
+      <w:proofErr w:type="gramEnd"/>
+      <w:r>
+        <w:t xml:space="preserve">1..10] de  </w:t>
       </w:r>
       <w:proofErr w:type="spellStart"/>
       <w:r>
@@ -1369,12 +1378,6 @@
         <w:ind w:firstLine="0"/>
         <w:jc w:val="left"/>
       </w:pPr>
-    </w:p>
-    <w:p>
-      <w:pPr>
-        <w:ind w:firstLine="0"/>
-        <w:jc w:val="left"/>
-      </w:pPr>
       <w:r>
         <w:t>Inicio</w:t>
       </w:r>
@@ -1410,7 +1413,15 @@
       </w:r>
       <w:proofErr w:type="spellEnd"/>
       <w:r>
-        <w:t xml:space="preserve"> &lt;- "ABCDEFGHIJKLMNOPQRSTUVWXYZ0123456789@!#"</w:t>
+        <w:t xml:space="preserve"> &lt;- "ABCDEFGHIJKLMNOPQRSTUVWXYZ0123456789</w:t>
+      </w:r>
+      <w:proofErr w:type="gramStart"/>
+      <w:r>
+        <w:t>@!#</w:t>
+      </w:r>
+      <w:proofErr w:type="gramEnd"/>
+      <w:r>
+        <w:t>"</w:t>
       </w:r>
     </w:p>
     <w:p>
@@ -1472,12 +1483,17 @@
         <w:t xml:space="preserve">      </w:t>
       </w:r>
       <w:proofErr w:type="spellStart"/>
+      <w:proofErr w:type="gramStart"/>
       <w:r>
         <w:t>Escreval</w:t>
       </w:r>
       <w:proofErr w:type="spellEnd"/>
       <w:r>
-        <w:t>("Digite sua categoria:")</w:t>
+        <w:t>(</w:t>
+      </w:r>
+      <w:proofErr w:type="gramEnd"/>
+      <w:r>
+        <w:t>"Digite sua categoria:")</w:t>
       </w:r>
     </w:p>
     <w:p>
@@ -1607,12 +1623,17 @@
         <w:t xml:space="preserve">         </w:t>
       </w:r>
       <w:proofErr w:type="spellStart"/>
+      <w:proofErr w:type="gramStart"/>
       <w:r>
         <w:t>Escreval</w:t>
       </w:r>
       <w:proofErr w:type="spellEnd"/>
       <w:r>
-        <w:t>("Digite sua categoria:")</w:t>
+        <w:t>(</w:t>
+      </w:r>
+      <w:proofErr w:type="gramEnd"/>
+      <w:r>
+        <w:t>"Digite sua categoria:")</w:t>
       </w:r>
     </w:p>
     <w:p>
@@ -1655,14 +1676,229 @@
         <w:t xml:space="preserve"> (" P - </w:t>
       </w:r>
       <w:r>
-        <w:t>Professor</w:t>
+        <w:t xml:space="preserve">Professor </w:t>
+      </w:r>
+      <w:r>
+        <w:t>")</w:t>
+      </w:r>
+    </w:p>
+    <w:p>
+      <w:pPr>
+        <w:ind w:firstLine="0"/>
+        <w:jc w:val="left"/>
+      </w:pPr>
+      <w:r>
+        <w:t xml:space="preserve">         </w:t>
+      </w:r>
+      <w:proofErr w:type="spellStart"/>
+      <w:r>
+        <w:t>Escreval</w:t>
+      </w:r>
+      <w:proofErr w:type="spellEnd"/>
+      <w:r>
+        <w:t xml:space="preserve"> (" F - </w:t>
+      </w:r>
+      <w:r>
+        <w:t xml:space="preserve">Funcionário </w:t>
+      </w:r>
+      <w:r>
+        <w:t>")</w:t>
+      </w:r>
+    </w:p>
+    <w:p>
+      <w:pPr>
+        <w:ind w:firstLine="0"/>
+        <w:jc w:val="left"/>
+      </w:pPr>
+      <w:r>
+        <w:t xml:space="preserve">         Leia(</w:t>
+      </w:r>
+      <w:proofErr w:type="spellStart"/>
+      <w:r>
+        <w:t>categ</w:t>
+      </w:r>
+      <w:proofErr w:type="spellEnd"/>
+      <w:r>
+        <w:t>)</w:t>
+      </w:r>
+    </w:p>
+    <w:p>
+      <w:pPr>
+        <w:ind w:firstLine="0"/>
+        <w:jc w:val="left"/>
+      </w:pPr>
+      <w:r>
+        <w:t xml:space="preserve">      </w:t>
+      </w:r>
+      <w:proofErr w:type="spellStart"/>
+      <w:r>
+        <w:t>Fimenquanto</w:t>
+      </w:r>
+      <w:proofErr w:type="spellEnd"/>
+    </w:p>
+    <w:p>
+      <w:pPr>
+        <w:ind w:firstLine="0"/>
+        <w:jc w:val="left"/>
+      </w:pPr>
+    </w:p>
+    <w:p>
+      <w:pPr>
+        <w:ind w:firstLine="0"/>
+        <w:jc w:val="left"/>
+      </w:pPr>
+      <w:r>
+        <w:t xml:space="preserve">     </w:t>
       </w:r>
       <w:r>
         <w:t xml:space="preserve"> </w:t>
       </w:r>
       <w:r>
-        <w:t>")</w:t>
-      </w:r>
+        <w:t xml:space="preserve">Para i de 1 </w:t>
+      </w:r>
+      <w:proofErr w:type="spellStart"/>
+      <w:r>
+        <w:t>ate</w:t>
+      </w:r>
+      <w:proofErr w:type="spellEnd"/>
+      <w:r>
+        <w:t xml:space="preserve"> 10 faça</w:t>
+      </w:r>
+    </w:p>
+    <w:p>
+      <w:pPr>
+        <w:ind w:firstLine="0"/>
+        <w:jc w:val="left"/>
+      </w:pPr>
+      <w:r>
+        <w:t xml:space="preserve">         Escolha </w:t>
+      </w:r>
+      <w:proofErr w:type="spellStart"/>
+      <w:r>
+        <w:t>categ</w:t>
+      </w:r>
+      <w:proofErr w:type="spellEnd"/>
+    </w:p>
+    <w:p>
+      <w:pPr>
+        <w:ind w:firstLine="0"/>
+        <w:jc w:val="left"/>
+      </w:pPr>
+      <w:r>
+        <w:t xml:space="preserve">         Caso "A"</w:t>
+      </w:r>
+    </w:p>
+    <w:p>
+      <w:pPr>
+        <w:ind w:firstLine="0"/>
+        <w:jc w:val="left"/>
+      </w:pPr>
+      <w:r>
+        <w:lastRenderedPageBreak/>
+        <w:t xml:space="preserve">            </w:t>
+      </w:r>
+      <w:proofErr w:type="spellStart"/>
+      <w:r>
+        <w:t>iniciosenha</w:t>
+      </w:r>
+      <w:proofErr w:type="spellEnd"/>
+      <w:r>
+        <w:t xml:space="preserve"> &lt;- "A"</w:t>
+      </w:r>
+    </w:p>
+    <w:p>
+      <w:pPr>
+        <w:ind w:firstLine="0"/>
+        <w:jc w:val="left"/>
+      </w:pPr>
+      <w:r>
+        <w:t xml:space="preserve">            senha &lt;- </w:t>
+      </w:r>
+      <w:proofErr w:type="spellStart"/>
+      <w:r>
+        <w:t>iniciosenha</w:t>
+      </w:r>
+      <w:proofErr w:type="spellEnd"/>
+    </w:p>
+    <w:p>
+      <w:pPr>
+        <w:ind w:firstLine="0"/>
+        <w:jc w:val="left"/>
+      </w:pPr>
+      <w:r>
+        <w:t xml:space="preserve">         Caso "P"</w:t>
+      </w:r>
+    </w:p>
+    <w:p>
+      <w:pPr>
+        <w:ind w:firstLine="0"/>
+        <w:jc w:val="left"/>
+      </w:pPr>
+      <w:r>
+        <w:t xml:space="preserve">            </w:t>
+      </w:r>
+      <w:proofErr w:type="spellStart"/>
+      <w:r>
+        <w:t>iniciosenha</w:t>
+      </w:r>
+      <w:proofErr w:type="spellEnd"/>
+      <w:r>
+        <w:t xml:space="preserve"> &lt;- "P"</w:t>
+      </w:r>
+    </w:p>
+    <w:p>
+      <w:pPr>
+        <w:ind w:firstLine="0"/>
+        <w:jc w:val="left"/>
+      </w:pPr>
+      <w:r>
+        <w:t xml:space="preserve">            senha &lt;- </w:t>
+      </w:r>
+      <w:proofErr w:type="spellStart"/>
+      <w:r>
+        <w:t>iniciosenha</w:t>
+      </w:r>
+      <w:proofErr w:type="spellEnd"/>
+    </w:p>
+    <w:p>
+      <w:pPr>
+        <w:ind w:firstLine="0"/>
+        <w:jc w:val="left"/>
+      </w:pPr>
+      <w:r>
+        <w:t xml:space="preserve">         Caso "F"</w:t>
+      </w:r>
+    </w:p>
+    <w:p>
+      <w:pPr>
+        <w:ind w:firstLine="0"/>
+        <w:jc w:val="left"/>
+      </w:pPr>
+      <w:r>
+        <w:t xml:space="preserve">            </w:t>
+      </w:r>
+      <w:proofErr w:type="spellStart"/>
+      <w:r>
+        <w:t>iniciosenha</w:t>
+      </w:r>
+      <w:proofErr w:type="spellEnd"/>
+      <w:r>
+        <w:t xml:space="preserve"> &lt;- "F"</w:t>
+      </w:r>
+    </w:p>
+    <w:p>
+      <w:pPr>
+        <w:ind w:firstLine="0"/>
+        <w:jc w:val="left"/>
+      </w:pPr>
+      <w:r>
+        <w:t xml:space="preserve">            senha &lt;- </w:t>
+      </w:r>
+      <w:proofErr w:type="spellStart"/>
+      <w:r>
+        <w:t>iniciosenha</w:t>
+      </w:r>
+      <w:proofErr w:type="spellEnd"/>
     </w:p>
     <w:p>
       <w:pPr>
@@ -1674,33 +1910,317 @@
       </w:r>
       <w:proofErr w:type="spellStart"/>
       <w:r>
+        <w:t>Fimescolha</w:t>
+      </w:r>
+      <w:proofErr w:type="spellEnd"/>
+    </w:p>
+    <w:p>
+      <w:pPr>
+        <w:ind w:firstLine="0"/>
+        <w:jc w:val="left"/>
+      </w:pPr>
+    </w:p>
+    <w:p>
+      <w:pPr>
+        <w:ind w:firstLine="0"/>
+        <w:jc w:val="left"/>
+      </w:pPr>
+      <w:r>
+        <w:t xml:space="preserve">         Para s de 1 </w:t>
+      </w:r>
+      <w:proofErr w:type="spellStart"/>
+      <w:r>
+        <w:t>ate</w:t>
+      </w:r>
+      <w:proofErr w:type="spellEnd"/>
+      <w:r>
+        <w:t xml:space="preserve"> 7 faça</w:t>
+      </w:r>
+    </w:p>
+    <w:p>
+      <w:pPr>
+        <w:ind w:firstLine="0"/>
+        <w:jc w:val="left"/>
+      </w:pPr>
+      <w:r>
+        <w:t xml:space="preserve">            sorteio &lt;- </w:t>
+      </w:r>
+      <w:proofErr w:type="spellStart"/>
+      <w:r>
+        <w:t>randi</w:t>
+      </w:r>
+      <w:proofErr w:type="spellEnd"/>
+      <w:r>
+        <w:t>(tamanho) + 1</w:t>
+      </w:r>
+    </w:p>
+    <w:p>
+      <w:pPr>
+        <w:ind w:firstLine="0"/>
+        <w:jc w:val="left"/>
+      </w:pPr>
+      <w:r>
+        <w:t xml:space="preserve">            </w:t>
+      </w:r>
+      <w:proofErr w:type="gramStart"/>
+      <w:r>
+        <w:t>copia(</w:t>
+      </w:r>
+      <w:proofErr w:type="spellStart"/>
+      <w:proofErr w:type="gramEnd"/>
+      <w:r>
+        <w:t>caracterpermi</w:t>
+      </w:r>
+      <w:proofErr w:type="spellEnd"/>
+      <w:r>
+        <w:t>, sorteio, 1)</w:t>
+      </w:r>
+    </w:p>
+    <w:p>
+      <w:pPr>
+        <w:ind w:firstLine="0"/>
+        <w:jc w:val="left"/>
+      </w:pPr>
+      <w:r>
+        <w:t xml:space="preserve">            senha &lt;- senha + </w:t>
+      </w:r>
+      <w:proofErr w:type="gramStart"/>
+      <w:r>
+        <w:t>copia(</w:t>
+      </w:r>
+      <w:proofErr w:type="spellStart"/>
+      <w:proofErr w:type="gramEnd"/>
+      <w:r>
+        <w:t>caracterpermi</w:t>
+      </w:r>
+      <w:proofErr w:type="spellEnd"/>
+      <w:r>
+        <w:t>, sorteio, 1)</w:t>
+      </w:r>
+    </w:p>
+    <w:p>
+      <w:pPr>
+        <w:ind w:firstLine="0"/>
+        <w:jc w:val="left"/>
+      </w:pPr>
+      <w:r>
+        <w:t xml:space="preserve">         </w:t>
+      </w:r>
+      <w:proofErr w:type="spellStart"/>
+      <w:r>
+        <w:t>FimPara</w:t>
+      </w:r>
+      <w:proofErr w:type="spellEnd"/>
+    </w:p>
+    <w:p>
+      <w:pPr>
+        <w:ind w:firstLine="0"/>
+        <w:jc w:val="left"/>
+      </w:pPr>
+      <w:r>
+        <w:t xml:space="preserve">         </w:t>
+      </w:r>
+      <w:proofErr w:type="spellStart"/>
+      <w:r>
+        <w:t>vet</w:t>
+      </w:r>
+      <w:proofErr w:type="spellEnd"/>
+      <w:r>
+        <w:t>[i] &lt;- senha</w:t>
+      </w:r>
+    </w:p>
+    <w:p>
+      <w:pPr>
+        <w:ind w:firstLine="0"/>
+        <w:jc w:val="left"/>
+      </w:pPr>
+    </w:p>
+    <w:p>
+      <w:pPr>
+        <w:ind w:firstLine="0"/>
+        <w:jc w:val="left"/>
+      </w:pPr>
+      <w:r>
+        <w:t xml:space="preserve">         </w:t>
+      </w:r>
+      <w:proofErr w:type="spellStart"/>
+      <w:proofErr w:type="gramStart"/>
+      <w:r>
         <w:t>Escreval</w:t>
       </w:r>
       <w:proofErr w:type="spellEnd"/>
       <w:r>
-        <w:t xml:space="preserve"> (" F - </w:t>
-      </w:r>
-      <w:r>
-        <w:t>Funcionário</w:t>
-      </w:r>
-      <w:r>
-        <w:t xml:space="preserve"> </w:t>
-      </w:r>
-      <w:r>
-        <w:t>")</w:t>
-      </w:r>
-    </w:p>
-    <w:p>
-      <w:pPr>
-        <w:ind w:firstLine="0"/>
-        <w:jc w:val="left"/>
-      </w:pPr>
-      <w:r>
-        <w:t xml:space="preserve">         Leia(</w:t>
-      </w:r>
-      <w:proofErr w:type="spellStart"/>
-      <w:r>
-        <w:t>categ</w:t>
+        <w:t>(</w:t>
+      </w:r>
+      <w:proofErr w:type="gramEnd"/>
+      <w:r>
+        <w:t>"Senha", i , ": ", senha)</w:t>
+      </w:r>
+    </w:p>
+    <w:p>
+      <w:pPr>
+        <w:ind w:firstLine="0"/>
+        <w:jc w:val="left"/>
+      </w:pPr>
+      <w:r>
+        <w:t xml:space="preserve">      </w:t>
+      </w:r>
+      <w:proofErr w:type="spellStart"/>
+      <w:r>
+        <w:t>Fimpara</w:t>
+      </w:r>
+      <w:proofErr w:type="spellEnd"/>
+    </w:p>
+    <w:p>
+      <w:pPr>
+        <w:ind w:firstLine="0"/>
+        <w:jc w:val="left"/>
+      </w:pPr>
+      <w:r>
+        <w:t xml:space="preserve">      </w:t>
+      </w:r>
+      <w:proofErr w:type="spellStart"/>
+      <w:proofErr w:type="gramStart"/>
+      <w:r>
+        <w:t>Escreval</w:t>
+      </w:r>
+      <w:proofErr w:type="spellEnd"/>
+      <w:r>
+        <w:t>(</w:t>
+      </w:r>
+      <w:proofErr w:type="gramEnd"/>
+      <w:r>
+        <w:t>" ")</w:t>
+      </w:r>
+    </w:p>
+    <w:p>
+      <w:pPr>
+        <w:ind w:firstLine="0"/>
+        <w:jc w:val="left"/>
+      </w:pPr>
+      <w:r>
+        <w:t xml:space="preserve">      </w:t>
+      </w:r>
+      <w:proofErr w:type="spellStart"/>
+      <w:proofErr w:type="gramStart"/>
+      <w:r>
+        <w:t>Escreval</w:t>
+      </w:r>
+      <w:proofErr w:type="spellEnd"/>
+      <w:r>
+        <w:t>(</w:t>
+      </w:r>
+      <w:proofErr w:type="gramEnd"/>
+      <w:r>
+        <w:t>"Todas as senhas geradas:")</w:t>
+      </w:r>
+    </w:p>
+    <w:p>
+      <w:pPr>
+        <w:ind w:firstLine="0"/>
+        <w:jc w:val="left"/>
+      </w:pPr>
+      <w:r>
+        <w:t xml:space="preserve">      </w:t>
+      </w:r>
+      <w:proofErr w:type="spellStart"/>
+      <w:r>
+        <w:t>Escreval</w:t>
+      </w:r>
+      <w:proofErr w:type="spellEnd"/>
+      <w:r>
+        <w:t xml:space="preserve"> (" ")</w:t>
+      </w:r>
+    </w:p>
+    <w:p>
+      <w:pPr>
+        <w:ind w:firstLine="0"/>
+        <w:jc w:val="left"/>
+      </w:pPr>
+      <w:r>
+        <w:t xml:space="preserve">      Para i de 1 </w:t>
+      </w:r>
+      <w:proofErr w:type="spellStart"/>
+      <w:r>
+        <w:t>ate</w:t>
+      </w:r>
+      <w:proofErr w:type="spellEnd"/>
+      <w:r>
+        <w:t xml:space="preserve"> 10 faca</w:t>
+      </w:r>
+    </w:p>
+    <w:p>
+      <w:pPr>
+        <w:ind w:firstLine="0"/>
+        <w:jc w:val="left"/>
+      </w:pPr>
+      <w:r>
+        <w:t xml:space="preserve">         </w:t>
+      </w:r>
+      <w:proofErr w:type="spellStart"/>
+      <w:r>
+        <w:t>Escreval</w:t>
+      </w:r>
+      <w:proofErr w:type="spellEnd"/>
+      <w:r>
+        <w:t>(</w:t>
+      </w:r>
+      <w:proofErr w:type="spellStart"/>
+      <w:r>
+        <w:t>vet</w:t>
+      </w:r>
+      <w:proofErr w:type="spellEnd"/>
+      <w:r>
+        <w:t>[i])</w:t>
+      </w:r>
+    </w:p>
+    <w:p>
+      <w:pPr>
+        <w:ind w:firstLine="0"/>
+        <w:jc w:val="left"/>
+      </w:pPr>
+      <w:r>
+        <w:t xml:space="preserve">      </w:t>
+      </w:r>
+      <w:proofErr w:type="spellStart"/>
+      <w:r>
+        <w:t>FimPara</w:t>
+      </w:r>
+      <w:proofErr w:type="spellEnd"/>
+    </w:p>
+    <w:p>
+      <w:pPr>
+        <w:ind w:firstLine="0"/>
+        <w:jc w:val="left"/>
+      </w:pPr>
+      <w:r>
+        <w:t xml:space="preserve">      </w:t>
+      </w:r>
+      <w:proofErr w:type="spellStart"/>
+      <w:proofErr w:type="gramStart"/>
+      <w:r>
+        <w:t>Escreval</w:t>
+      </w:r>
+      <w:proofErr w:type="spellEnd"/>
+      <w:r>
+        <w:t>(</w:t>
+      </w:r>
+      <w:proofErr w:type="gramEnd"/>
+      <w:r>
+        <w:t>"Deseja continuar a digitação ? S/N")</w:t>
+      </w:r>
+    </w:p>
+    <w:p>
+      <w:pPr>
+        <w:ind w:firstLine="0"/>
+        <w:jc w:val="left"/>
+      </w:pPr>
+      <w:r>
+        <w:t xml:space="preserve">      Leia(</w:t>
+      </w:r>
+      <w:proofErr w:type="spellStart"/>
+      <w:r>
+        <w:t>resp</w:t>
       </w:r>
       <w:proofErr w:type="spellEnd"/>
       <w:r>
@@ -1713,7 +2233,7 @@
         <w:jc w:val="left"/>
       </w:pPr>
       <w:r>
-        <w:t xml:space="preserve">      </w:t>
+        <w:t xml:space="preserve">   </w:t>
       </w:r>
       <w:proofErr w:type="spellStart"/>
       <w:r>
@@ -1732,492 +2252,2121 @@
         <w:ind w:firstLine="0"/>
         <w:jc w:val="left"/>
       </w:pPr>
-      <w:r>
-        <w:t xml:space="preserve">     </w:t>
-      </w:r>
-      <w:r>
-        <w:t xml:space="preserve"> </w:t>
-      </w:r>
-      <w:r>
-        <w:t xml:space="preserve">Para i de 1 </w:t>
-      </w:r>
-      <w:proofErr w:type="spellStart"/>
-      <w:r>
-        <w:t>ate</w:t>
-      </w:r>
-      <w:proofErr w:type="spellEnd"/>
-      <w:r>
-        <w:t xml:space="preserve"> 10 faça</w:t>
-      </w:r>
-    </w:p>
-    <w:p>
-      <w:pPr>
-        <w:ind w:firstLine="0"/>
-        <w:jc w:val="left"/>
-      </w:pPr>
-      <w:r>
+    </w:p>
+    <w:p>
+      <w:pPr>
+        <w:ind w:firstLine="0"/>
+        <w:jc w:val="left"/>
+      </w:pPr>
+      <w:proofErr w:type="spellStart"/>
+      <w:r>
+        <w:t>Fimalgoritmo</w:t>
+      </w:r>
+      <w:proofErr w:type="spellEnd"/>
+    </w:p>
+    <w:p>
+      <w:pPr>
+        <w:ind w:firstLine="0"/>
+        <w:jc w:val="left"/>
+      </w:pPr>
+      <w:r>
+        <w:rPr>
+          <w:noProof/>
+        </w:rPr>
         <w:lastRenderedPageBreak/>
-        <w:t xml:space="preserve">         Escolha </w:t>
-      </w:r>
-      <w:proofErr w:type="spellStart"/>
-      <w:r>
-        <w:t>categ</w:t>
-      </w:r>
-      <w:proofErr w:type="spellEnd"/>
-    </w:p>
-    <w:p>
-      <w:pPr>
-        <w:ind w:firstLine="0"/>
-        <w:jc w:val="left"/>
-      </w:pPr>
-      <w:r>
-        <w:t xml:space="preserve">         Caso "A"</w:t>
-      </w:r>
-    </w:p>
-    <w:p>
-      <w:pPr>
-        <w:ind w:firstLine="0"/>
-        <w:jc w:val="left"/>
-      </w:pPr>
-      <w:r>
-        <w:t xml:space="preserve">            </w:t>
-      </w:r>
-      <w:proofErr w:type="spellStart"/>
-      <w:r>
-        <w:t>iniciosenha</w:t>
-      </w:r>
-      <w:proofErr w:type="spellEnd"/>
-      <w:r>
-        <w:t xml:space="preserve"> &lt;- "A"</w:t>
-      </w:r>
-    </w:p>
-    <w:p>
-      <w:pPr>
-        <w:ind w:firstLine="0"/>
-        <w:jc w:val="left"/>
-      </w:pPr>
-      <w:r>
-        <w:t xml:space="preserve">            senha &lt;- </w:t>
-      </w:r>
-      <w:proofErr w:type="spellStart"/>
-      <w:r>
-        <w:t>iniciosenha</w:t>
-      </w:r>
-      <w:proofErr w:type="spellEnd"/>
-    </w:p>
-    <w:p>
-      <w:pPr>
-        <w:ind w:firstLine="0"/>
-        <w:jc w:val="left"/>
-      </w:pPr>
-      <w:r>
-        <w:t xml:space="preserve">         Caso "P"</w:t>
-      </w:r>
-    </w:p>
-    <w:p>
-      <w:pPr>
-        <w:ind w:firstLine="0"/>
-        <w:jc w:val="left"/>
-      </w:pPr>
-      <w:r>
-        <w:t xml:space="preserve">            </w:t>
-      </w:r>
-      <w:proofErr w:type="spellStart"/>
-      <w:r>
-        <w:t>iniciosenha</w:t>
-      </w:r>
-      <w:proofErr w:type="spellEnd"/>
-      <w:r>
-        <w:t xml:space="preserve"> &lt;- "P"</w:t>
-      </w:r>
-    </w:p>
-    <w:p>
-      <w:pPr>
-        <w:ind w:firstLine="0"/>
-        <w:jc w:val="left"/>
-      </w:pPr>
-      <w:r>
-        <w:t xml:space="preserve">            senha &lt;- </w:t>
-      </w:r>
-      <w:proofErr w:type="spellStart"/>
-      <w:r>
-        <w:t>iniciosenha</w:t>
-      </w:r>
-      <w:proofErr w:type="spellEnd"/>
-    </w:p>
-    <w:p>
-      <w:pPr>
-        <w:ind w:firstLine="0"/>
-        <w:jc w:val="left"/>
-      </w:pPr>
-      <w:r>
-        <w:t xml:space="preserve">         Caso "F"</w:t>
-      </w:r>
-    </w:p>
-    <w:p>
-      <w:pPr>
-        <w:ind w:firstLine="0"/>
-        <w:jc w:val="left"/>
-      </w:pPr>
-      <w:r>
-        <w:t xml:space="preserve">            </w:t>
-      </w:r>
-      <w:proofErr w:type="spellStart"/>
-      <w:r>
-        <w:t>iniciosenha</w:t>
-      </w:r>
-      <w:proofErr w:type="spellEnd"/>
-      <w:r>
-        <w:t xml:space="preserve"> &lt;- "F"</w:t>
-      </w:r>
-    </w:p>
-    <w:p>
-      <w:pPr>
-        <w:ind w:firstLine="0"/>
-        <w:jc w:val="left"/>
-      </w:pPr>
-      <w:r>
-        <w:t xml:space="preserve">            senha &lt;- </w:t>
-      </w:r>
-      <w:proofErr w:type="spellStart"/>
-      <w:r>
-        <w:t>iniciosenha</w:t>
-      </w:r>
-      <w:proofErr w:type="spellEnd"/>
-    </w:p>
-    <w:p>
-      <w:pPr>
-        <w:ind w:firstLine="0"/>
-        <w:jc w:val="left"/>
-      </w:pPr>
-      <w:r>
-        <w:t xml:space="preserve">         </w:t>
-      </w:r>
-      <w:proofErr w:type="spellStart"/>
-      <w:r>
-        <w:t>Fimescolha</w:t>
-      </w:r>
-      <w:proofErr w:type="spellEnd"/>
-    </w:p>
-    <w:p>
-      <w:pPr>
-        <w:ind w:firstLine="0"/>
-        <w:jc w:val="left"/>
-      </w:pPr>
-    </w:p>
-    <w:p>
-      <w:pPr>
-        <w:ind w:firstLine="0"/>
-        <w:jc w:val="left"/>
-      </w:pPr>
-      <w:r>
-        <w:t xml:space="preserve">         Para s de 1 </w:t>
-      </w:r>
-      <w:proofErr w:type="spellStart"/>
-      <w:r>
-        <w:t>ate</w:t>
-      </w:r>
-      <w:proofErr w:type="spellEnd"/>
-      <w:r>
-        <w:t xml:space="preserve"> 7 faça</w:t>
-      </w:r>
-    </w:p>
-    <w:p>
-      <w:pPr>
-        <w:ind w:firstLine="0"/>
-        <w:jc w:val="left"/>
-      </w:pPr>
-      <w:r>
-        <w:t xml:space="preserve">            sorteio &lt;- </w:t>
-      </w:r>
-      <w:proofErr w:type="spellStart"/>
-      <w:r>
-        <w:t>randi</w:t>
-      </w:r>
-      <w:proofErr w:type="spellEnd"/>
-      <w:r>
-        <w:t>(tamanho) + 1</w:t>
-      </w:r>
-    </w:p>
-    <w:p>
-      <w:pPr>
-        <w:ind w:firstLine="0"/>
-        <w:jc w:val="left"/>
-      </w:pPr>
-      <w:r>
-        <w:t xml:space="preserve">            copia(</w:t>
-      </w:r>
-      <w:proofErr w:type="spellStart"/>
-      <w:r>
-        <w:t>caracterpermi</w:t>
-      </w:r>
-      <w:proofErr w:type="spellEnd"/>
-      <w:r>
-        <w:t>, sorteio, 1)</w:t>
-      </w:r>
-    </w:p>
-    <w:p>
-      <w:pPr>
-        <w:ind w:firstLine="0"/>
-        <w:jc w:val="left"/>
-      </w:pPr>
-      <w:r>
-        <w:t xml:space="preserve">            senha &lt;- senha + copia(</w:t>
-      </w:r>
-      <w:proofErr w:type="spellStart"/>
-      <w:r>
-        <w:t>caracterpermi</w:t>
-      </w:r>
-      <w:proofErr w:type="spellEnd"/>
-      <w:r>
-        <w:t>, sorteio, 1)</w:t>
-      </w:r>
-    </w:p>
-    <w:p>
-      <w:pPr>
-        <w:ind w:firstLine="0"/>
-        <w:jc w:val="left"/>
-      </w:pPr>
-      <w:r>
-        <w:t xml:space="preserve">         </w:t>
-      </w:r>
-      <w:proofErr w:type="spellStart"/>
-      <w:r>
-        <w:t>FimPara</w:t>
-      </w:r>
-      <w:proofErr w:type="spellEnd"/>
-    </w:p>
-    <w:p>
-      <w:pPr>
-        <w:ind w:firstLine="0"/>
-        <w:jc w:val="left"/>
-      </w:pPr>
-      <w:r>
-        <w:t xml:space="preserve">         </w:t>
-      </w:r>
-      <w:proofErr w:type="spellStart"/>
-      <w:r>
-        <w:t>vet</w:t>
-      </w:r>
-      <w:proofErr w:type="spellEnd"/>
-      <w:r>
-        <w:t>[i] &lt;- senha</w:t>
-      </w:r>
-    </w:p>
-    <w:p>
-      <w:pPr>
-        <w:ind w:firstLine="0"/>
-        <w:jc w:val="left"/>
-      </w:pPr>
-    </w:p>
-    <w:p>
-      <w:pPr>
-        <w:ind w:firstLine="0"/>
-        <w:jc w:val="left"/>
-      </w:pPr>
-      <w:r>
-        <w:t xml:space="preserve">         </w:t>
-      </w:r>
-      <w:proofErr w:type="spellStart"/>
-      <w:r>
-        <w:t>Escreval</w:t>
-      </w:r>
-      <w:proofErr w:type="spellEnd"/>
-      <w:r>
-        <w:t>("Senha", i , ": ", senha)</w:t>
-      </w:r>
-    </w:p>
-    <w:p>
-      <w:pPr>
-        <w:ind w:firstLine="0"/>
-        <w:jc w:val="left"/>
-      </w:pPr>
-      <w:r>
-        <w:t xml:space="preserve">      </w:t>
-      </w:r>
-      <w:proofErr w:type="spellStart"/>
-      <w:r>
-        <w:t>Fimpara</w:t>
-      </w:r>
-      <w:proofErr w:type="spellEnd"/>
-    </w:p>
-    <w:p>
-      <w:pPr>
-        <w:ind w:firstLine="0"/>
-        <w:jc w:val="left"/>
-      </w:pPr>
-      <w:r>
-        <w:t xml:space="preserve">      </w:t>
-      </w:r>
-      <w:proofErr w:type="spellStart"/>
-      <w:r>
-        <w:t>Escreval</w:t>
-      </w:r>
-      <w:proofErr w:type="spellEnd"/>
-      <w:r>
-        <w:t>(" ")</w:t>
-      </w:r>
-    </w:p>
-    <w:p>
-      <w:pPr>
-        <w:ind w:firstLine="0"/>
-        <w:jc w:val="left"/>
-      </w:pPr>
-      <w:r>
-        <w:t xml:space="preserve">      </w:t>
-      </w:r>
-      <w:proofErr w:type="spellStart"/>
-      <w:r>
-        <w:t>Escreval</w:t>
-      </w:r>
-      <w:proofErr w:type="spellEnd"/>
-      <w:r>
-        <w:t>("Todas as senhas geradas:")</w:t>
-      </w:r>
-    </w:p>
-    <w:p>
-      <w:pPr>
-        <w:ind w:firstLine="0"/>
-        <w:jc w:val="left"/>
-      </w:pPr>
-      <w:r>
-        <w:t xml:space="preserve">      </w:t>
-      </w:r>
-      <w:proofErr w:type="spellStart"/>
-      <w:r>
-        <w:t>Escreval</w:t>
-      </w:r>
-      <w:proofErr w:type="spellEnd"/>
-      <w:r>
-        <w:t xml:space="preserve"> (" ")</w:t>
-      </w:r>
-    </w:p>
-    <w:p>
-      <w:pPr>
-        <w:ind w:firstLine="0"/>
-        <w:jc w:val="left"/>
-      </w:pPr>
-      <w:r>
-        <w:t xml:space="preserve">      Para i de 1 </w:t>
-      </w:r>
-      <w:proofErr w:type="spellStart"/>
-      <w:r>
-        <w:t>ate</w:t>
-      </w:r>
-      <w:proofErr w:type="spellEnd"/>
-      <w:r>
-        <w:t xml:space="preserve"> 10 faca</w:t>
-      </w:r>
-    </w:p>
-    <w:p>
-      <w:pPr>
-        <w:ind w:firstLine="0"/>
-        <w:jc w:val="left"/>
-      </w:pPr>
-      <w:r>
-        <w:t xml:space="preserve">         </w:t>
-      </w:r>
-      <w:proofErr w:type="spellStart"/>
-      <w:r>
-        <w:t>Escreval</w:t>
-      </w:r>
-      <w:proofErr w:type="spellEnd"/>
-      <w:r>
-        <w:t>(</w:t>
-      </w:r>
-      <w:proofErr w:type="spellStart"/>
-      <w:r>
-        <w:t>vet</w:t>
-      </w:r>
-      <w:proofErr w:type="spellEnd"/>
-      <w:r>
-        <w:t>[i])</w:t>
-      </w:r>
-    </w:p>
-    <w:p>
-      <w:pPr>
-        <w:ind w:firstLine="0"/>
-        <w:jc w:val="left"/>
-      </w:pPr>
-      <w:r>
-        <w:t xml:space="preserve">      </w:t>
-      </w:r>
-      <w:proofErr w:type="spellStart"/>
-      <w:r>
-        <w:t>FimPara</w:t>
-      </w:r>
-      <w:proofErr w:type="spellEnd"/>
-    </w:p>
-    <w:p>
-      <w:pPr>
-        <w:ind w:firstLine="0"/>
-        <w:jc w:val="left"/>
-      </w:pPr>
-      <w:r>
-        <w:t xml:space="preserve">      </w:t>
-      </w:r>
-      <w:proofErr w:type="spellStart"/>
-      <w:r>
-        <w:t>Escreval</w:t>
-      </w:r>
-      <w:proofErr w:type="spellEnd"/>
-      <w:r>
-        <w:t>("Deseja continuar a digitação ? S/N")</w:t>
-      </w:r>
-    </w:p>
-    <w:p>
-      <w:pPr>
-        <w:ind w:firstLine="0"/>
-        <w:jc w:val="left"/>
-      </w:pPr>
-      <w:r>
-        <w:t xml:space="preserve">      Leia(</w:t>
-      </w:r>
-      <w:proofErr w:type="spellStart"/>
-      <w:r>
-        <w:t>resp</w:t>
-      </w:r>
-      <w:proofErr w:type="spellEnd"/>
-      <w:r>
-        <w:t>)</w:t>
-      </w:r>
-    </w:p>
-    <w:p>
-      <w:pPr>
-        <w:ind w:firstLine="0"/>
-        <w:jc w:val="left"/>
-      </w:pPr>
-      <w:r>
-        <w:t xml:space="preserve">   </w:t>
-      </w:r>
-      <w:proofErr w:type="spellStart"/>
-      <w:r>
-        <w:t>Fimenquanto</w:t>
-      </w:r>
-      <w:proofErr w:type="spellEnd"/>
-    </w:p>
-    <w:p>
-      <w:pPr>
-        <w:ind w:firstLine="0"/>
-        <w:jc w:val="left"/>
-      </w:pPr>
-    </w:p>
-    <w:p>
-      <w:pPr>
-        <w:ind w:firstLine="0"/>
-        <w:jc w:val="left"/>
-      </w:pPr>
-    </w:p>
-    <w:p>
-      <w:pPr>
-        <w:ind w:firstLine="0"/>
-        <w:jc w:val="left"/>
-      </w:pPr>
-      <w:proofErr w:type="spellStart"/>
-      <w:r>
-        <w:t>Fimalgoritmo</w:t>
-      </w:r>
-      <w:proofErr w:type="spellEnd"/>
+        <mc:AlternateContent>
+          <mc:Choice Requires="wps">
+            <w:drawing>
+              <wp:anchor distT="0" distB="0" distL="114300" distR="114300" simplePos="0" relativeHeight="251674624" behindDoc="0" locked="0" layoutInCell="1" allowOverlap="1" wp14:anchorId="6ABD9505" wp14:editId="30B293F4">
+                <wp:simplePos x="0" y="0"/>
+                <wp:positionH relativeFrom="column">
+                  <wp:posOffset>2938464</wp:posOffset>
+                </wp:positionH>
+                <wp:positionV relativeFrom="paragraph">
+                  <wp:posOffset>1919290</wp:posOffset>
+                </wp:positionV>
+                <wp:extent cx="2061210" cy="802002"/>
+                <wp:effectExtent l="0" t="17780" r="16510" b="16510"/>
+                <wp:wrapNone/>
+                <wp:docPr id="21" name="Seta: Dobrada para Cima 21"/>
+                <wp:cNvGraphicFramePr/>
+                <a:graphic xmlns:a="http://schemas.openxmlformats.org/drawingml/2006/main">
+                  <a:graphicData uri="http://schemas.microsoft.com/office/word/2010/wordprocessingShape">
+                    <wps:wsp>
+                      <wps:cNvSpPr/>
+                      <wps:spPr>
+                        <a:xfrm rot="16200000">
+                          <a:off x="0" y="0"/>
+                          <a:ext cx="2061210" cy="802002"/>
+                        </a:xfrm>
+                        <a:prstGeom prst="bentUpArrow">
+                          <a:avLst>
+                            <a:gd name="adj1" fmla="val 18865"/>
+                            <a:gd name="adj2" fmla="val 26020"/>
+                            <a:gd name="adj3" fmla="val 29082"/>
+                          </a:avLst>
+                        </a:prstGeom>
+                        <a:solidFill>
+                          <a:schemeClr val="bg2">
+                            <a:lumMod val="75000"/>
+                          </a:schemeClr>
+                        </a:solidFill>
+                      </wps:spPr>
+                      <wps:style>
+                        <a:lnRef idx="2">
+                          <a:schemeClr val="accent1">
+                            <a:shade val="15000"/>
+                          </a:schemeClr>
+                        </a:lnRef>
+                        <a:fillRef idx="1">
+                          <a:schemeClr val="accent1"/>
+                        </a:fillRef>
+                        <a:effectRef idx="0">
+                          <a:schemeClr val="accent1"/>
+                        </a:effectRef>
+                        <a:fontRef idx="minor">
+                          <a:schemeClr val="lt1"/>
+                        </a:fontRef>
+                      </wps:style>
+                      <wps:bodyPr rot="0" spcFirstLastPara="0" vertOverflow="overflow" horzOverflow="overflow" vert="horz" wrap="square" lIns="91440" tIns="45720" rIns="91440" bIns="45720" numCol="1" spcCol="0" rtlCol="0" fromWordArt="0" anchor="ctr" anchorCtr="0" forceAA="0" compatLnSpc="1">
+                        <a:prstTxWarp prst="textNoShape">
+                          <a:avLst/>
+                        </a:prstTxWarp>
+                        <a:noAutofit/>
+                      </wps:bodyPr>
+                    </wps:wsp>
+                  </a:graphicData>
+                </a:graphic>
+                <wp14:sizeRelH relativeFrom="margin">
+                  <wp14:pctWidth>0</wp14:pctWidth>
+                </wp14:sizeRelH>
+                <wp14:sizeRelV relativeFrom="margin">
+                  <wp14:pctHeight>0</wp14:pctHeight>
+                </wp14:sizeRelV>
+              </wp:anchor>
+            </w:drawing>
+          </mc:Choice>
+          <mc:Fallback>
+            <w:pict>
+              <v:shape w14:anchorId="6549CC99" id="Seta: Dobrada para Cima 21" o:spid="_x0000_s1026" style="position:absolute;margin-left:231.4pt;margin-top:151.15pt;width:162.3pt;height:63.15pt;rotation:-90;z-index:251674624;visibility:visible;mso-wrap-style:square;mso-width-percent:0;mso-height-percent:0;mso-wrap-distance-left:9pt;mso-wrap-distance-top:0;mso-wrap-distance-right:9pt;mso-wrap-distance-bottom:0;mso-position-horizontal:absolute;mso-position-horizontal-relative:text;mso-position-vertical:absolute;mso-position-vertical-relative:text;mso-width-percent:0;mso-height-percent:0;mso-width-relative:margin;mso-height-relative:margin;v-text-anchor:middle" coordsize="2061210,802002" o:gfxdata="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" path="m,650704r1776880,l1776880,233238r-133032,l1852529,r208681,233238l1928178,233238r,568764l,802002,,650704xe" fillcolor="#adadad [2414]" strokecolor="#030e13 [484]" strokeweight="1pt">
+                <v:stroke joinstyle="miter"/>
+                <v:path arrowok="t" o:connecttype="custom" o:connectlocs="0,650704;1776880,650704;1776880,233238;1643848,233238;1852529,0;2061210,233238;1928178,233238;1928178,802002;0,802002;0,650704" o:connectangles="0,0,0,0,0,0,0,0,0,0"/>
+              </v:shape>
+            </w:pict>
+          </mc:Fallback>
+        </mc:AlternateContent>
+      </w:r>
+      <w:r>
+        <w:rPr>
+          <w:noProof/>
+        </w:rPr>
+        <mc:AlternateContent>
+          <mc:Choice Requires="wps">
+            <w:drawing>
+              <wp:anchor distT="0" distB="0" distL="114300" distR="114300" simplePos="0" relativeHeight="251701248" behindDoc="0" locked="0" layoutInCell="1" allowOverlap="1" wp14:anchorId="5F131D63" wp14:editId="6FFECACD">
+                <wp:simplePos x="0" y="0"/>
+                <wp:positionH relativeFrom="column">
+                  <wp:posOffset>2225723</wp:posOffset>
+                </wp:positionH>
+                <wp:positionV relativeFrom="paragraph">
+                  <wp:posOffset>3699357</wp:posOffset>
+                </wp:positionV>
+                <wp:extent cx="5788660" cy="960121"/>
+                <wp:effectExtent l="13970" t="24130" r="16510" b="16510"/>
+                <wp:wrapNone/>
+                <wp:docPr id="41" name="Seta: Dobrada para Cima 41"/>
+                <wp:cNvGraphicFramePr/>
+                <a:graphic xmlns:a="http://schemas.openxmlformats.org/drawingml/2006/main">
+                  <a:graphicData uri="http://schemas.microsoft.com/office/word/2010/wordprocessingShape">
+                    <wps:wsp>
+                      <wps:cNvSpPr/>
+                      <wps:spPr>
+                        <a:xfrm rot="16200000">
+                          <a:off x="0" y="0"/>
+                          <a:ext cx="5788660" cy="960121"/>
+                        </a:xfrm>
+                        <a:prstGeom prst="bentUpArrow">
+                          <a:avLst>
+                            <a:gd name="adj1" fmla="val 18865"/>
+                            <a:gd name="adj2" fmla="val 25000"/>
+                            <a:gd name="adj3" fmla="val 25000"/>
+                          </a:avLst>
+                        </a:prstGeom>
+                        <a:solidFill>
+                          <a:schemeClr val="bg2">
+                            <a:lumMod val="75000"/>
+                          </a:schemeClr>
+                        </a:solidFill>
+                      </wps:spPr>
+                      <wps:style>
+                        <a:lnRef idx="2">
+                          <a:schemeClr val="accent1">
+                            <a:shade val="15000"/>
+                          </a:schemeClr>
+                        </a:lnRef>
+                        <a:fillRef idx="1">
+                          <a:schemeClr val="accent1"/>
+                        </a:fillRef>
+                        <a:effectRef idx="0">
+                          <a:schemeClr val="accent1"/>
+                        </a:effectRef>
+                        <a:fontRef idx="minor">
+                          <a:schemeClr val="lt1"/>
+                        </a:fontRef>
+                      </wps:style>
+                      <wps:bodyPr rot="0" spcFirstLastPara="0" vertOverflow="overflow" horzOverflow="overflow" vert="horz" wrap="square" lIns="91440" tIns="45720" rIns="91440" bIns="45720" numCol="1" spcCol="0" rtlCol="0" fromWordArt="0" anchor="ctr" anchorCtr="0" forceAA="0" compatLnSpc="1">
+                        <a:prstTxWarp prst="textNoShape">
+                          <a:avLst/>
+                        </a:prstTxWarp>
+                        <a:noAutofit/>
+                      </wps:bodyPr>
+                    </wps:wsp>
+                  </a:graphicData>
+                </a:graphic>
+                <wp14:sizeRelH relativeFrom="margin">
+                  <wp14:pctWidth>0</wp14:pctWidth>
+                </wp14:sizeRelH>
+                <wp14:sizeRelV relativeFrom="margin">
+                  <wp14:pctHeight>0</wp14:pctHeight>
+                </wp14:sizeRelV>
+              </wp:anchor>
+            </w:drawing>
+          </mc:Choice>
+          <mc:Fallback>
+            <w:pict>
+              <v:shape w14:anchorId="72D1B7FC" id="Seta: Dobrada para Cima 41" o:spid="_x0000_s1026" style="position:absolute;margin-left:175.25pt;margin-top:291.3pt;width:455.8pt;height:75.6pt;rotation:-90;z-index:251701248;visibility:visible;mso-wrap-style:square;mso-width-percent:0;mso-height-percent:0;mso-wrap-distance-left:9pt;mso-wrap-distance-top:0;mso-wrap-distance-right:9pt;mso-wrap-distance-bottom:0;mso-position-horizontal:absolute;mso-position-horizontal-relative:text;mso-position-vertical:absolute;mso-position-vertical-relative:text;mso-width-percent:0;mso-height-percent:0;mso-width-relative:margin;mso-height-relative:margin;v-text-anchor:middle" coordsize="5788660,960121" o:gfxdata="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" path="m,778994r5458066,l5458066,240030r-149466,l5548630,r240030,240030l5639193,240030r,720091l,960121,,778994xe" fillcolor="#adadad [2414]" strokecolor="#030e13 [484]" strokeweight="1pt">
+                <v:stroke joinstyle="miter"/>
+                <v:path arrowok="t" o:connecttype="custom" o:connectlocs="0,778994;5458066,778994;5458066,240030;5308600,240030;5548630,0;5788660,240030;5639193,240030;5639193,960121;0,960121;0,778994" o:connectangles="0,0,0,0,0,0,0,0,0,0"/>
+              </v:shape>
+            </w:pict>
+          </mc:Fallback>
+        </mc:AlternateContent>
+      </w:r>
+      <w:r>
+        <w:rPr>
+          <w:noProof/>
+        </w:rPr>
+        <mc:AlternateContent>
+          <mc:Choice Requires="wps">
+            <w:drawing>
+              <wp:anchor distT="0" distB="0" distL="114300" distR="114300" simplePos="0" relativeHeight="251688960" behindDoc="1" locked="0" layoutInCell="1" allowOverlap="1" wp14:anchorId="6BA7E0B1" wp14:editId="74363B99">
+                <wp:simplePos x="0" y="0"/>
+                <wp:positionH relativeFrom="column">
+                  <wp:posOffset>4960621</wp:posOffset>
+                </wp:positionH>
+                <wp:positionV relativeFrom="paragraph">
+                  <wp:posOffset>7163151</wp:posOffset>
+                </wp:positionV>
+                <wp:extent cx="1038225" cy="314325"/>
+                <wp:effectExtent l="0" t="0" r="28575" b="28575"/>
+                <wp:wrapNone/>
+                <wp:docPr id="32" name="Caixa de Texto 32"/>
+                <wp:cNvGraphicFramePr/>
+                <a:graphic xmlns:a="http://schemas.openxmlformats.org/drawingml/2006/main">
+                  <a:graphicData uri="http://schemas.microsoft.com/office/word/2010/wordprocessingShape">
+                    <wps:wsp>
+                      <wps:cNvSpPr txBox="1"/>
+                      <wps:spPr>
+                        <a:xfrm>
+                          <a:off x="0" y="0"/>
+                          <a:ext cx="1038225" cy="314325"/>
+                        </a:xfrm>
+                        <a:prstGeom prst="rect">
+                          <a:avLst/>
+                        </a:prstGeom>
+                        <a:solidFill>
+                          <a:schemeClr val="tx1">
+                            <a:lumMod val="95000"/>
+                            <a:lumOff val="5000"/>
+                          </a:schemeClr>
+                        </a:solidFill>
+                        <a:ln w="6350">
+                          <a:solidFill>
+                            <a:prstClr val="black"/>
+                          </a:solidFill>
+                        </a:ln>
+                      </wps:spPr>
+                      <wps:txbx>
+                        <w:txbxContent>
+                          <w:p>
+                            <w:pPr>
+                              <w:ind w:left="-709" w:firstLine="709"/>
+                              <w:jc w:val="center"/>
+                            </w:pPr>
+                            <w:r>
+                              <w:t>SIM</w:t>
+                            </w:r>
+                          </w:p>
+                          <w:p/>
+                          <w:p/>
+                        </w:txbxContent>
+                      </wps:txbx>
+                      <wps:bodyPr rot="0" spcFirstLastPara="0" vertOverflow="overflow" horzOverflow="overflow" vert="horz" wrap="square" lIns="91440" tIns="45720" rIns="91440" bIns="45720" numCol="1" spcCol="0" rtlCol="0" fromWordArt="0" anchor="t" anchorCtr="0" forceAA="0" compatLnSpc="1">
+                        <a:prstTxWarp prst="textNoShape">
+                          <a:avLst/>
+                        </a:prstTxWarp>
+                        <a:noAutofit/>
+                      </wps:bodyPr>
+                    </wps:wsp>
+                  </a:graphicData>
+                </a:graphic>
+                <wp14:sizeRelH relativeFrom="margin">
+                  <wp14:pctWidth>0</wp14:pctWidth>
+                </wp14:sizeRelH>
+                <wp14:sizeRelV relativeFrom="margin">
+                  <wp14:pctHeight>0</wp14:pctHeight>
+                </wp14:sizeRelV>
+              </wp:anchor>
+            </w:drawing>
+          </mc:Choice>
+          <mc:Fallback>
+            <w:pict>
+              <v:shapetype w14:anchorId="6BA7E0B1" id="_x0000_t202" coordsize="21600,21600" o:spt="202" path="m,l,21600r21600,l21600,xe">
+                <v:stroke joinstyle="miter"/>
+                <v:path gradientshapeok="t" o:connecttype="rect"/>
+              </v:shapetype>
+              <v:shape id="Caixa de Texto 32" o:spid="_x0000_s1026" type="#_x0000_t202" style="position:absolute;margin-left:390.6pt;margin-top:564.05pt;width:81.75pt;height:24.75pt;z-index:-251627520;visibility:visible;mso-wrap-style:square;mso-width-percent:0;mso-height-percent:0;mso-wrap-distance-left:9pt;mso-wrap-distance-top:0;mso-wrap-distance-right:9pt;mso-wrap-distance-bottom:0;mso-position-horizontal:absolute;mso-position-horizontal-relative:text;mso-position-vertical:absolute;mso-position-vertical-relative:text;mso-width-percent:0;mso-height-percent:0;mso-width-relative:margin;mso-height-relative:margin;v-text-anchor:top" o:gfxdata="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" fillcolor="#0d0d0d [3069]" strokeweight=".5pt">
+                <v:textbox>
+                  <w:txbxContent>
+                    <w:p>
+                      <w:pPr>
+                        <w:ind w:left="-709" w:firstLine="709"/>
+                        <w:jc w:val="center"/>
+                      </w:pPr>
+                      <w:r>
+                        <w:t>SIM</w:t>
+                      </w:r>
+                    </w:p>
+                    <w:p/>
+                    <w:p/>
+                  </w:txbxContent>
+                </v:textbox>
+              </v:shape>
+            </w:pict>
+          </mc:Fallback>
+        </mc:AlternateContent>
+      </w:r>
+      <w:r>
+        <w:rPr>
+          <w:noProof/>
+        </w:rPr>
+        <mc:AlternateContent>
+          <mc:Choice Requires="wps">
+            <w:drawing>
+              <wp:anchor distT="0" distB="0" distL="114300" distR="114300" simplePos="0" relativeHeight="251697152" behindDoc="0" locked="0" layoutInCell="1" allowOverlap="1" wp14:anchorId="1093E96C" wp14:editId="3DBA4512">
+                <wp:simplePos x="0" y="0"/>
+                <wp:positionH relativeFrom="column">
+                  <wp:posOffset>-260985</wp:posOffset>
+                </wp:positionH>
+                <wp:positionV relativeFrom="paragraph">
+                  <wp:posOffset>7854315</wp:posOffset>
+                </wp:positionV>
+                <wp:extent cx="1590675" cy="781050"/>
+                <wp:effectExtent l="0" t="0" r="28575" b="19050"/>
+                <wp:wrapNone/>
+                <wp:docPr id="39" name="Caixa de Texto 39"/>
+                <wp:cNvGraphicFramePr/>
+                <a:graphic xmlns:a="http://schemas.openxmlformats.org/drawingml/2006/main">
+                  <a:graphicData uri="http://schemas.microsoft.com/office/word/2010/wordprocessingShape">
+                    <wps:wsp>
+                      <wps:cNvSpPr txBox="1"/>
+                      <wps:spPr>
+                        <a:xfrm>
+                          <a:off x="0" y="0"/>
+                          <a:ext cx="1590675" cy="781050"/>
+                        </a:xfrm>
+                        <a:prstGeom prst="rect">
+                          <a:avLst/>
+                        </a:prstGeom>
+                        <a:solidFill>
+                          <a:schemeClr val="tx1">
+                            <a:lumMod val="95000"/>
+                            <a:lumOff val="5000"/>
+                          </a:schemeClr>
+                        </a:solidFill>
+                        <a:ln w="6350">
+                          <a:solidFill>
+                            <a:prstClr val="black"/>
+                          </a:solidFill>
+                        </a:ln>
+                      </wps:spPr>
+                      <wps:txbx>
+                        <w:txbxContent>
+                          <w:p>
+                            <w:pPr>
+                              <w:ind w:firstLine="0"/>
+                              <w:jc w:val="center"/>
+                            </w:pPr>
+                          </w:p>
+                          <w:p>
+                            <w:pPr>
+                              <w:ind w:firstLine="0"/>
+                              <w:jc w:val="center"/>
+                            </w:pPr>
+                            <w:r>
+                              <w:t>FIM</w:t>
+                            </w:r>
+                          </w:p>
+                        </w:txbxContent>
+                      </wps:txbx>
+                      <wps:bodyPr rot="0" spcFirstLastPara="0" vertOverflow="overflow" horzOverflow="overflow" vert="horz" wrap="square" lIns="91440" tIns="45720" rIns="91440" bIns="45720" numCol="1" spcCol="0" rtlCol="0" fromWordArt="0" anchor="t" anchorCtr="0" forceAA="0" compatLnSpc="1">
+                        <a:prstTxWarp prst="textNoShape">
+                          <a:avLst/>
+                        </a:prstTxWarp>
+                        <a:noAutofit/>
+                      </wps:bodyPr>
+                    </wps:wsp>
+                  </a:graphicData>
+                </a:graphic>
+                <wp14:sizeRelH relativeFrom="margin">
+                  <wp14:pctWidth>0</wp14:pctWidth>
+                </wp14:sizeRelH>
+                <wp14:sizeRelV relativeFrom="margin">
+                  <wp14:pctHeight>0</wp14:pctHeight>
+                </wp14:sizeRelV>
+              </wp:anchor>
+            </w:drawing>
+          </mc:Choice>
+          <mc:Fallback>
+            <w:pict>
+              <v:shape w14:anchorId="1093E96C" id="Caixa de Texto 39" o:spid="_x0000_s1027" type="#_x0000_t202" style="position:absolute;margin-left:-20.55pt;margin-top:618.45pt;width:125.25pt;height:61.5pt;z-index:251697152;visibility:visible;mso-wrap-style:square;mso-width-percent:0;mso-height-percent:0;mso-wrap-distance-left:9pt;mso-wrap-distance-top:0;mso-wrap-distance-right:9pt;mso-wrap-distance-bottom:0;mso-position-horizontal:absolute;mso-position-horizontal-relative:text;mso-position-vertical:absolute;mso-position-vertical-relative:text;mso-width-percent:0;mso-height-percent:0;mso-width-relative:margin;mso-height-relative:margin;v-text-anchor:top" o:gfxdata="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" fillcolor="#0d0d0d [3069]" strokeweight=".5pt">
+                <v:textbox>
+                  <w:txbxContent>
+                    <w:p>
+                      <w:pPr>
+                        <w:ind w:firstLine="0"/>
+                        <w:jc w:val="center"/>
+                      </w:pPr>
+                    </w:p>
+                    <w:p>
+                      <w:pPr>
+                        <w:ind w:firstLine="0"/>
+                        <w:jc w:val="center"/>
+                      </w:pPr>
+                      <w:r>
+                        <w:t>FIM</w:t>
+                      </w:r>
+                    </w:p>
+                  </w:txbxContent>
+                </v:textbox>
+              </v:shape>
+            </w:pict>
+          </mc:Fallback>
+        </mc:AlternateContent>
+      </w:r>
+      <w:r>
+        <w:rPr>
+          <w:noProof/>
+        </w:rPr>
+        <mc:AlternateContent>
+          <mc:Choice Requires="wps">
+            <w:drawing>
+              <wp:anchor distT="0" distB="0" distL="114300" distR="114300" simplePos="0" relativeHeight="251699200" behindDoc="0" locked="0" layoutInCell="1" allowOverlap="1" wp14:anchorId="26E29420" wp14:editId="2C03AA3C">
+                <wp:simplePos x="0" y="0"/>
+                <wp:positionH relativeFrom="column">
+                  <wp:posOffset>415290</wp:posOffset>
+                </wp:positionH>
+                <wp:positionV relativeFrom="paragraph">
+                  <wp:posOffset>7253604</wp:posOffset>
+                </wp:positionV>
+                <wp:extent cx="914400" cy="457200"/>
+                <wp:effectExtent l="19050" t="0" r="19050" b="38100"/>
+                <wp:wrapNone/>
+                <wp:docPr id="40" name="Seta: Dobrada para Cima 40"/>
+                <wp:cNvGraphicFramePr/>
+                <a:graphic xmlns:a="http://schemas.openxmlformats.org/drawingml/2006/main">
+                  <a:graphicData uri="http://schemas.microsoft.com/office/word/2010/wordprocessingShape">
+                    <wps:wsp>
+                      <wps:cNvSpPr/>
+                      <wps:spPr>
+                        <a:xfrm rot="10800000">
+                          <a:off x="0" y="0"/>
+                          <a:ext cx="914400" cy="457200"/>
+                        </a:xfrm>
+                        <a:prstGeom prst="bentUpArrow">
+                          <a:avLst>
+                            <a:gd name="adj1" fmla="val 18865"/>
+                            <a:gd name="adj2" fmla="val 25000"/>
+                            <a:gd name="adj3" fmla="val 25000"/>
+                          </a:avLst>
+                        </a:prstGeom>
+                        <a:solidFill>
+                          <a:schemeClr val="bg2">
+                            <a:lumMod val="75000"/>
+                          </a:schemeClr>
+                        </a:solidFill>
+                      </wps:spPr>
+                      <wps:style>
+                        <a:lnRef idx="2">
+                          <a:schemeClr val="accent1">
+                            <a:shade val="15000"/>
+                          </a:schemeClr>
+                        </a:lnRef>
+                        <a:fillRef idx="1">
+                          <a:schemeClr val="accent1"/>
+                        </a:fillRef>
+                        <a:effectRef idx="0">
+                          <a:schemeClr val="accent1"/>
+                        </a:effectRef>
+                        <a:fontRef idx="minor">
+                          <a:schemeClr val="lt1"/>
+                        </a:fontRef>
+                      </wps:style>
+                      <wps:bodyPr rot="0" spcFirstLastPara="0" vertOverflow="overflow" horzOverflow="overflow" vert="horz" wrap="square" lIns="91440" tIns="45720" rIns="91440" bIns="45720" numCol="1" spcCol="0" rtlCol="0" fromWordArt="0" anchor="ctr" anchorCtr="0" forceAA="0" compatLnSpc="1">
+                        <a:prstTxWarp prst="textNoShape">
+                          <a:avLst/>
+                        </a:prstTxWarp>
+                        <a:noAutofit/>
+                      </wps:bodyPr>
+                    </wps:wsp>
+                  </a:graphicData>
+                </a:graphic>
+                <wp14:sizeRelH relativeFrom="margin">
+                  <wp14:pctWidth>0</wp14:pctWidth>
+                </wp14:sizeRelH>
+                <wp14:sizeRelV relativeFrom="margin">
+                  <wp14:pctHeight>0</wp14:pctHeight>
+                </wp14:sizeRelV>
+              </wp:anchor>
+            </w:drawing>
+          </mc:Choice>
+          <mc:Fallback>
+            <w:pict>
+              <v:shape w14:anchorId="0EF6F161" id="Seta: Dobrada para Cima 40" o:spid="_x0000_s1026" style="position:absolute;margin-left:32.7pt;margin-top:571.15pt;width:1in;height:36pt;rotation:180;z-index:251699200;visibility:visible;mso-wrap-style:square;mso-width-percent:0;mso-height-percent:0;mso-wrap-distance-left:9pt;mso-wrap-distance-top:0;mso-wrap-distance-right:9pt;mso-wrap-distance-bottom:0;mso-position-horizontal:absolute;mso-position-horizontal-relative:text;mso-position-vertical:absolute;mso-position-vertical-relative:text;mso-width-percent:0;mso-height-percent:0;mso-width-relative:margin;mso-height-relative:margin;v-text-anchor:middle" coordsize="914400,457200" o:gfxdata="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" path="m,370949r756975,l756975,114300r-71175,l800100,,914400,114300r-71175,l843225,457200,,457200,,370949xe" fillcolor="#adadad [2414]" strokecolor="#030e13 [484]" strokeweight="1pt">
+                <v:stroke joinstyle="miter"/>
+                <v:path arrowok="t" o:connecttype="custom" o:connectlocs="0,370949;756975,370949;756975,114300;685800,114300;800100,0;914400,114300;843225,114300;843225,457200;0,457200;0,370949" o:connectangles="0,0,0,0,0,0,0,0,0,0"/>
+              </v:shape>
+            </w:pict>
+          </mc:Fallback>
+        </mc:AlternateContent>
+      </w:r>
+      <w:r>
+        <w:rPr>
+          <w:noProof/>
+        </w:rPr>
+        <mc:AlternateContent>
+          <mc:Choice Requires="wps">
+            <w:drawing>
+              <wp:anchor distT="0" distB="0" distL="114300" distR="114300" simplePos="0" relativeHeight="251693056" behindDoc="1" locked="0" layoutInCell="1" allowOverlap="1" wp14:anchorId="75D4414B" wp14:editId="022B5C4C">
+                <wp:simplePos x="0" y="0"/>
+                <wp:positionH relativeFrom="column">
+                  <wp:posOffset>1790700</wp:posOffset>
+                </wp:positionH>
+                <wp:positionV relativeFrom="paragraph">
+                  <wp:posOffset>7191375</wp:posOffset>
+                </wp:positionV>
+                <wp:extent cx="1038225" cy="314325"/>
+                <wp:effectExtent l="0" t="0" r="28575" b="28575"/>
+                <wp:wrapNone/>
+                <wp:docPr id="35" name="Caixa de Texto 35"/>
+                <wp:cNvGraphicFramePr/>
+                <a:graphic xmlns:a="http://schemas.openxmlformats.org/drawingml/2006/main">
+                  <a:graphicData uri="http://schemas.microsoft.com/office/word/2010/wordprocessingShape">
+                    <wps:wsp>
+                      <wps:cNvSpPr txBox="1"/>
+                      <wps:spPr>
+                        <a:xfrm>
+                          <a:off x="0" y="0"/>
+                          <a:ext cx="1038225" cy="314325"/>
+                        </a:xfrm>
+                        <a:prstGeom prst="rect">
+                          <a:avLst/>
+                        </a:prstGeom>
+                        <a:solidFill>
+                          <a:schemeClr val="tx1">
+                            <a:lumMod val="95000"/>
+                            <a:lumOff val="5000"/>
+                          </a:schemeClr>
+                        </a:solidFill>
+                        <a:ln w="6350">
+                          <a:solidFill>
+                            <a:prstClr val="black"/>
+                          </a:solidFill>
+                        </a:ln>
+                      </wps:spPr>
+                      <wps:txbx>
+                        <w:txbxContent>
+                          <w:p>
+                            <w:pPr>
+                              <w:ind w:left="-709" w:firstLine="709"/>
+                              <w:jc w:val="center"/>
+                            </w:pPr>
+                            <w:r>
+                              <w:t>NÃO</w:t>
+                            </w:r>
+                          </w:p>
+                          <w:p/>
+                        </w:txbxContent>
+                      </wps:txbx>
+                      <wps:bodyPr rot="0" spcFirstLastPara="0" vertOverflow="overflow" horzOverflow="overflow" vert="horz" wrap="square" lIns="91440" tIns="45720" rIns="91440" bIns="45720" numCol="1" spcCol="0" rtlCol="0" fromWordArt="0" anchor="t" anchorCtr="0" forceAA="0" compatLnSpc="1">
+                        <a:prstTxWarp prst="textNoShape">
+                          <a:avLst/>
+                        </a:prstTxWarp>
+                        <a:noAutofit/>
+                      </wps:bodyPr>
+                    </wps:wsp>
+                  </a:graphicData>
+                </a:graphic>
+                <wp14:sizeRelH relativeFrom="margin">
+                  <wp14:pctWidth>0</wp14:pctWidth>
+                </wp14:sizeRelH>
+                <wp14:sizeRelV relativeFrom="margin">
+                  <wp14:pctHeight>0</wp14:pctHeight>
+                </wp14:sizeRelV>
+              </wp:anchor>
+            </w:drawing>
+          </mc:Choice>
+          <mc:Fallback>
+            <w:pict>
+              <v:shape w14:anchorId="75D4414B" id="Caixa de Texto 35" o:spid="_x0000_s1028" type="#_x0000_t202" style="position:absolute;margin-left:141pt;margin-top:566.25pt;width:81.75pt;height:24.75pt;z-index:-251623424;visibility:visible;mso-wrap-style:square;mso-width-percent:0;mso-height-percent:0;mso-wrap-distance-left:9pt;mso-wrap-distance-top:0;mso-wrap-distance-right:9pt;mso-wrap-distance-bottom:0;mso-position-horizontal:absolute;mso-position-horizontal-relative:text;mso-position-vertical:absolute;mso-position-vertical-relative:text;mso-width-percent:0;mso-height-percent:0;mso-width-relative:margin;mso-height-relative:margin;v-text-anchor:top" o:gfxdata="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" fillcolor="#0d0d0d [3069]" strokeweight=".5pt">
+                <v:textbox>
+                  <w:txbxContent>
+                    <w:p>
+                      <w:pPr>
+                        <w:ind w:left="-709" w:firstLine="709"/>
+                        <w:jc w:val="center"/>
+                      </w:pPr>
+                      <w:r>
+                        <w:t>NÃO</w:t>
+                      </w:r>
+                    </w:p>
+                    <w:p/>
+                  </w:txbxContent>
+                </v:textbox>
+              </v:shape>
+            </w:pict>
+          </mc:Fallback>
+        </mc:AlternateContent>
+      </w:r>
+      <w:r>
+        <w:rPr>
+          <w:noProof/>
+        </w:rPr>
+        <mc:AlternateContent>
+          <mc:Choice Requires="wps">
+            <w:drawing>
+              <wp:anchor distT="0" distB="0" distL="114300" distR="114300" simplePos="0" relativeHeight="251695104" behindDoc="0" locked="0" layoutInCell="1" allowOverlap="1" wp14:anchorId="2B92E0EB" wp14:editId="4A019579">
+                <wp:simplePos x="0" y="0"/>
+                <wp:positionH relativeFrom="column">
+                  <wp:posOffset>2559050</wp:posOffset>
+                </wp:positionH>
+                <wp:positionV relativeFrom="paragraph">
+                  <wp:posOffset>6841490</wp:posOffset>
+                </wp:positionV>
+                <wp:extent cx="315399" cy="244984"/>
+                <wp:effectExtent l="0" t="38100" r="8890" b="3175"/>
+                <wp:wrapNone/>
+                <wp:docPr id="36" name="Seta: para Baixo 36"/>
+                <wp:cNvGraphicFramePr/>
+                <a:graphic xmlns:a="http://schemas.openxmlformats.org/drawingml/2006/main">
+                  <a:graphicData uri="http://schemas.microsoft.com/office/word/2010/wordprocessingShape">
+                    <wps:wsp>
+                      <wps:cNvSpPr/>
+                      <wps:spPr>
+                        <a:xfrm rot="2222713">
+                          <a:off x="0" y="0"/>
+                          <a:ext cx="315399" cy="244984"/>
+                        </a:xfrm>
+                        <a:prstGeom prst="downArrow">
+                          <a:avLst/>
+                        </a:prstGeom>
+                        <a:solidFill>
+                          <a:schemeClr val="bg2">
+                            <a:lumMod val="75000"/>
+                          </a:schemeClr>
+                        </a:solidFill>
+                      </wps:spPr>
+                      <wps:style>
+                        <a:lnRef idx="2">
+                          <a:schemeClr val="accent1">
+                            <a:shade val="15000"/>
+                          </a:schemeClr>
+                        </a:lnRef>
+                        <a:fillRef idx="1">
+                          <a:schemeClr val="accent1"/>
+                        </a:fillRef>
+                        <a:effectRef idx="0">
+                          <a:schemeClr val="accent1"/>
+                        </a:effectRef>
+                        <a:fontRef idx="minor">
+                          <a:schemeClr val="lt1"/>
+                        </a:fontRef>
+                      </wps:style>
+                      <wps:bodyPr rot="0" spcFirstLastPara="0" vertOverflow="overflow" horzOverflow="overflow" vert="horz" wrap="square" lIns="91440" tIns="45720" rIns="91440" bIns="45720" numCol="1" spcCol="0" rtlCol="0" fromWordArt="0" anchor="ctr" anchorCtr="0" forceAA="0" compatLnSpc="1">
+                        <a:prstTxWarp prst="textNoShape">
+                          <a:avLst/>
+                        </a:prstTxWarp>
+                        <a:noAutofit/>
+                      </wps:bodyPr>
+                    </wps:wsp>
+                  </a:graphicData>
+                </a:graphic>
+                <wp14:sizeRelH relativeFrom="margin">
+                  <wp14:pctWidth>0</wp14:pctWidth>
+                </wp14:sizeRelH>
+                <wp14:sizeRelV relativeFrom="margin">
+                  <wp14:pctHeight>0</wp14:pctHeight>
+                </wp14:sizeRelV>
+              </wp:anchor>
+            </w:drawing>
+          </mc:Choice>
+          <mc:Fallback>
+            <w:pict>
+              <v:shapetype w14:anchorId="3AA5A2DA" id="_x0000_t67" coordsize="21600,21600" o:spt="67" adj="16200,5400" path="m0@0l@1@0@1,0@2,0@2@0,21600@0,10800,21600xe">
+                <v:stroke joinstyle="miter"/>
+                <v:formulas>
+                  <v:f eqn="val #0"/>
+                  <v:f eqn="val #1"/>
+                  <v:f eqn="sum height 0 #1"/>
+                  <v:f eqn="sum 10800 0 #1"/>
+                  <v:f eqn="sum width 0 #0"/>
+                  <v:f eqn="prod @4 @3 10800"/>
+                  <v:f eqn="sum width 0 @5"/>
+                </v:formulas>
+                <v:path o:connecttype="custom" o:connectlocs="10800,0;0,@0;10800,21600;21600,@0" o:connectangles="270,180,90,0" textboxrect="@1,0,@2,@6"/>
+                <v:handles>
+                  <v:h position="#1,#0" xrange="0,10800" yrange="0,21600"/>
+                </v:handles>
+              </v:shapetype>
+              <v:shape id="Seta: para Baixo 36" o:spid="_x0000_s1026" type="#_x0000_t67" style="position:absolute;margin-left:201.5pt;margin-top:538.7pt;width:24.85pt;height:19.3pt;rotation:2427795fd;z-index:251695104;visibility:visible;mso-wrap-style:square;mso-width-percent:0;mso-height-percent:0;mso-wrap-distance-left:9pt;mso-wrap-distance-top:0;mso-wrap-distance-right:9pt;mso-wrap-distance-bottom:0;mso-position-horizontal:absolute;mso-position-horizontal-relative:text;mso-position-vertical:absolute;mso-position-vertical-relative:text;mso-width-percent:0;mso-height-percent:0;mso-width-relative:margin;mso-height-relative:margin;v-text-anchor:middle" o:gfxdata="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" adj="10800" fillcolor="#adadad [2414]" strokecolor="#030e13 [484]" strokeweight="1pt"/>
+            </w:pict>
+          </mc:Fallback>
+        </mc:AlternateContent>
+      </w:r>
+      <w:r>
+        <w:rPr>
+          <w:noProof/>
+        </w:rPr>
+        <mc:AlternateContent>
+          <mc:Choice Requires="wps">
+            <w:drawing>
+              <wp:anchor distT="0" distB="0" distL="114300" distR="114300" simplePos="0" relativeHeight="251691008" behindDoc="0" locked="0" layoutInCell="1" allowOverlap="1" wp14:anchorId="380B20E6" wp14:editId="650C6C62">
+                <wp:simplePos x="0" y="0"/>
+                <wp:positionH relativeFrom="column">
+                  <wp:posOffset>4684935</wp:posOffset>
+                </wp:positionH>
+                <wp:positionV relativeFrom="paragraph">
+                  <wp:posOffset>6756248</wp:posOffset>
+                </wp:positionV>
+                <wp:extent cx="315399" cy="244984"/>
+                <wp:effectExtent l="0" t="38100" r="0" b="3175"/>
+                <wp:wrapNone/>
+                <wp:docPr id="33" name="Seta: para Baixo 33"/>
+                <wp:cNvGraphicFramePr/>
+                <a:graphic xmlns:a="http://schemas.openxmlformats.org/drawingml/2006/main">
+                  <a:graphicData uri="http://schemas.microsoft.com/office/word/2010/wordprocessingShape">
+                    <wps:wsp>
+                      <wps:cNvSpPr/>
+                      <wps:spPr>
+                        <a:xfrm rot="19368627">
+                          <a:off x="0" y="0"/>
+                          <a:ext cx="315399" cy="244984"/>
+                        </a:xfrm>
+                        <a:prstGeom prst="downArrow">
+                          <a:avLst/>
+                        </a:prstGeom>
+                        <a:solidFill>
+                          <a:schemeClr val="bg2">
+                            <a:lumMod val="75000"/>
+                          </a:schemeClr>
+                        </a:solidFill>
+                      </wps:spPr>
+                      <wps:style>
+                        <a:lnRef idx="2">
+                          <a:schemeClr val="accent1">
+                            <a:shade val="15000"/>
+                          </a:schemeClr>
+                        </a:lnRef>
+                        <a:fillRef idx="1">
+                          <a:schemeClr val="accent1"/>
+                        </a:fillRef>
+                        <a:effectRef idx="0">
+                          <a:schemeClr val="accent1"/>
+                        </a:effectRef>
+                        <a:fontRef idx="minor">
+                          <a:schemeClr val="lt1"/>
+                        </a:fontRef>
+                      </wps:style>
+                      <wps:bodyPr rot="0" spcFirstLastPara="0" vertOverflow="overflow" horzOverflow="overflow" vert="horz" wrap="square" lIns="91440" tIns="45720" rIns="91440" bIns="45720" numCol="1" spcCol="0" rtlCol="0" fromWordArt="0" anchor="ctr" anchorCtr="0" forceAA="0" compatLnSpc="1">
+                        <a:prstTxWarp prst="textNoShape">
+                          <a:avLst/>
+                        </a:prstTxWarp>
+                        <a:noAutofit/>
+                      </wps:bodyPr>
+                    </wps:wsp>
+                  </a:graphicData>
+                </a:graphic>
+                <wp14:sizeRelH relativeFrom="margin">
+                  <wp14:pctWidth>0</wp14:pctWidth>
+                </wp14:sizeRelH>
+                <wp14:sizeRelV relativeFrom="margin">
+                  <wp14:pctHeight>0</wp14:pctHeight>
+                </wp14:sizeRelV>
+              </wp:anchor>
+            </w:drawing>
+          </mc:Choice>
+          <mc:Fallback>
+            <w:pict>
+              <v:shape w14:anchorId="43C76EF1" id="Seta: para Baixo 33" o:spid="_x0000_s1026" type="#_x0000_t67" style="position:absolute;margin-left:368.9pt;margin-top:532pt;width:24.85pt;height:19.3pt;rotation:-2437254fd;z-index:251691008;visibility:visible;mso-wrap-style:square;mso-width-percent:0;mso-height-percent:0;mso-wrap-distance-left:9pt;mso-wrap-distance-top:0;mso-wrap-distance-right:9pt;mso-wrap-distance-bottom:0;mso-position-horizontal:absolute;mso-position-horizontal-relative:text;mso-position-vertical:absolute;mso-position-vertical-relative:text;mso-width-percent:0;mso-height-percent:0;mso-width-relative:margin;mso-height-relative:margin;v-text-anchor:middle" o:gfxdata="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" adj="10800" fillcolor="#adadad [2414]" strokecolor="#030e13 [484]" strokeweight="1pt"/>
+            </w:pict>
+          </mc:Fallback>
+        </mc:AlternateContent>
+      </w:r>
+      <w:r>
+        <w:rPr>
+          <w:noProof/>
+        </w:rPr>
+        <mc:AlternateContent>
+          <mc:Choice Requires="wps">
+            <w:drawing>
+              <wp:anchor distT="0" distB="0" distL="114300" distR="114300" simplePos="0" relativeHeight="251686912" behindDoc="1" locked="0" layoutInCell="1" allowOverlap="1" wp14:anchorId="6F258975" wp14:editId="2C9FB9F6">
+                <wp:simplePos x="0" y="0"/>
+                <wp:positionH relativeFrom="column">
+                  <wp:posOffset>2822575</wp:posOffset>
+                </wp:positionH>
+                <wp:positionV relativeFrom="paragraph">
+                  <wp:posOffset>6082665</wp:posOffset>
+                </wp:positionV>
+                <wp:extent cx="1945641" cy="600075"/>
+                <wp:effectExtent l="0" t="0" r="16510" b="28575"/>
+                <wp:wrapNone/>
+                <wp:docPr id="31" name="Caixa de Texto 31"/>
+                <wp:cNvGraphicFramePr/>
+                <a:graphic xmlns:a="http://schemas.openxmlformats.org/drawingml/2006/main">
+                  <a:graphicData uri="http://schemas.microsoft.com/office/word/2010/wordprocessingShape">
+                    <wps:wsp>
+                      <wps:cNvSpPr txBox="1"/>
+                      <wps:spPr>
+                        <a:xfrm>
+                          <a:off x="0" y="0"/>
+                          <a:ext cx="1945641" cy="600075"/>
+                        </a:xfrm>
+                        <a:prstGeom prst="rect">
+                          <a:avLst/>
+                        </a:prstGeom>
+                        <a:solidFill>
+                          <a:schemeClr val="tx1">
+                            <a:lumMod val="95000"/>
+                            <a:lumOff val="5000"/>
+                          </a:schemeClr>
+                        </a:solidFill>
+                        <a:ln w="6350">
+                          <a:solidFill>
+                            <a:prstClr val="black"/>
+                          </a:solidFill>
+                        </a:ln>
+                      </wps:spPr>
+                      <wps:txbx>
+                        <w:txbxContent>
+                          <w:p>
+                            <w:pPr>
+                              <w:ind w:left="-709" w:firstLine="709"/>
+                              <w:jc w:val="center"/>
+                            </w:pPr>
+                            <w:r>
+                              <w:t>Verifica se usuário quer      continuar a digitação</w:t>
+                            </w:r>
+                          </w:p>
+                          <w:p/>
+                          <w:p/>
+                        </w:txbxContent>
+                      </wps:txbx>
+                      <wps:bodyPr rot="0" spcFirstLastPara="0" vertOverflow="overflow" horzOverflow="overflow" vert="horz" wrap="square" lIns="91440" tIns="45720" rIns="91440" bIns="45720" numCol="1" spcCol="0" rtlCol="0" fromWordArt="0" anchor="t" anchorCtr="0" forceAA="0" compatLnSpc="1">
+                        <a:prstTxWarp prst="textNoShape">
+                          <a:avLst/>
+                        </a:prstTxWarp>
+                        <a:noAutofit/>
+                      </wps:bodyPr>
+                    </wps:wsp>
+                  </a:graphicData>
+                </a:graphic>
+                <wp14:sizeRelH relativeFrom="margin">
+                  <wp14:pctWidth>0</wp14:pctWidth>
+                </wp14:sizeRelH>
+                <wp14:sizeRelV relativeFrom="margin">
+                  <wp14:pctHeight>0</wp14:pctHeight>
+                </wp14:sizeRelV>
+              </wp:anchor>
+            </w:drawing>
+          </mc:Choice>
+          <mc:Fallback>
+            <w:pict>
+              <v:shape w14:anchorId="6F258975" id="Caixa de Texto 31" o:spid="_x0000_s1029" type="#_x0000_t202" style="position:absolute;margin-left:222.25pt;margin-top:478.95pt;width:153.2pt;height:47.25pt;z-index:-251629568;visibility:visible;mso-wrap-style:square;mso-width-percent:0;mso-height-percent:0;mso-wrap-distance-left:9pt;mso-wrap-distance-top:0;mso-wrap-distance-right:9pt;mso-wrap-distance-bottom:0;mso-position-horizontal:absolute;mso-position-horizontal-relative:text;mso-position-vertical:absolute;mso-position-vertical-relative:text;mso-width-percent:0;mso-height-percent:0;mso-width-relative:margin;mso-height-relative:margin;v-text-anchor:top" o:gfxdata="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" fillcolor="#0d0d0d [3069]" strokeweight=".5pt">
+                <v:textbox>
+                  <w:txbxContent>
+                    <w:p>
+                      <w:pPr>
+                        <w:ind w:left="-709" w:firstLine="709"/>
+                        <w:jc w:val="center"/>
+                      </w:pPr>
+                      <w:r>
+                        <w:t>Verifica se usuário quer      continuar a digitação</w:t>
+                      </w:r>
+                    </w:p>
+                    <w:p/>
+                    <w:p/>
+                  </w:txbxContent>
+                </v:textbox>
+              </v:shape>
+            </w:pict>
+          </mc:Fallback>
+        </mc:AlternateContent>
+      </w:r>
+      <w:r>
+        <w:rPr>
+          <w:noProof/>
+        </w:rPr>
+        <mc:AlternateContent>
+          <mc:Choice Requires="wps">
+            <w:drawing>
+              <wp:anchor distT="0" distB="0" distL="114300" distR="114300" simplePos="0" relativeHeight="251684864" behindDoc="0" locked="0" layoutInCell="1" allowOverlap="1" wp14:anchorId="581BA322" wp14:editId="393159D4">
+                <wp:simplePos x="0" y="0"/>
+                <wp:positionH relativeFrom="column">
+                  <wp:posOffset>2219008</wp:posOffset>
+                </wp:positionH>
+                <wp:positionV relativeFrom="paragraph">
+                  <wp:posOffset>6050915</wp:posOffset>
+                </wp:positionV>
+                <wp:extent cx="330835" cy="533400"/>
+                <wp:effectExtent l="0" t="25082" r="0" b="44133"/>
+                <wp:wrapNone/>
+                <wp:docPr id="29" name="Seta: para Baixo 29"/>
+                <wp:cNvGraphicFramePr/>
+                <a:graphic xmlns:a="http://schemas.openxmlformats.org/drawingml/2006/main">
+                  <a:graphicData uri="http://schemas.microsoft.com/office/word/2010/wordprocessingShape">
+                    <wps:wsp>
+                      <wps:cNvSpPr/>
+                      <wps:spPr>
+                        <a:xfrm rot="16200000">
+                          <a:off x="0" y="0"/>
+                          <a:ext cx="330835" cy="533400"/>
+                        </a:xfrm>
+                        <a:prstGeom prst="downArrow">
+                          <a:avLst/>
+                        </a:prstGeom>
+                        <a:solidFill>
+                          <a:schemeClr val="bg2">
+                            <a:lumMod val="75000"/>
+                          </a:schemeClr>
+                        </a:solidFill>
+                      </wps:spPr>
+                      <wps:style>
+                        <a:lnRef idx="2">
+                          <a:schemeClr val="accent1">
+                            <a:shade val="15000"/>
+                          </a:schemeClr>
+                        </a:lnRef>
+                        <a:fillRef idx="1">
+                          <a:schemeClr val="accent1"/>
+                        </a:fillRef>
+                        <a:effectRef idx="0">
+                          <a:schemeClr val="accent1"/>
+                        </a:effectRef>
+                        <a:fontRef idx="minor">
+                          <a:schemeClr val="lt1"/>
+                        </a:fontRef>
+                      </wps:style>
+                      <wps:bodyPr rot="0" spcFirstLastPara="0" vertOverflow="overflow" horzOverflow="overflow" vert="horz" wrap="square" lIns="91440" tIns="45720" rIns="91440" bIns="45720" numCol="1" spcCol="0" rtlCol="0" fromWordArt="0" anchor="ctr" anchorCtr="0" forceAA="0" compatLnSpc="1">
+                        <a:prstTxWarp prst="textNoShape">
+                          <a:avLst/>
+                        </a:prstTxWarp>
+                        <a:noAutofit/>
+                      </wps:bodyPr>
+                    </wps:wsp>
+                  </a:graphicData>
+                </a:graphic>
+                <wp14:sizeRelH relativeFrom="margin">
+                  <wp14:pctWidth>0</wp14:pctWidth>
+                </wp14:sizeRelH>
+                <wp14:sizeRelV relativeFrom="margin">
+                  <wp14:pctHeight>0</wp14:pctHeight>
+                </wp14:sizeRelV>
+              </wp:anchor>
+            </w:drawing>
+          </mc:Choice>
+          <mc:Fallback>
+            <w:pict>
+              <v:shape w14:anchorId="6582CE77" id="Seta: para Baixo 29" o:spid="_x0000_s1026" type="#_x0000_t67" style="position:absolute;margin-left:174.75pt;margin-top:476.45pt;width:26.05pt;height:42pt;rotation:-90;z-index:251684864;visibility:visible;mso-wrap-style:square;mso-width-percent:0;mso-height-percent:0;mso-wrap-distance-left:9pt;mso-wrap-distance-top:0;mso-wrap-distance-right:9pt;mso-wrap-distance-bottom:0;mso-position-horizontal:absolute;mso-position-horizontal-relative:text;mso-position-vertical:absolute;mso-position-vertical-relative:text;mso-width-percent:0;mso-height-percent:0;mso-width-relative:margin;mso-height-relative:margin;v-text-anchor:middle" o:gfxdata="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" adj="14901" fillcolor="#adadad [2414]" strokecolor="#030e13 [484]" strokeweight="1pt"/>
+            </w:pict>
+          </mc:Fallback>
+        </mc:AlternateContent>
+      </w:r>
+      <w:r>
+        <w:rPr>
+          <w:noProof/>
+        </w:rPr>
+        <mc:AlternateContent>
+          <mc:Choice Requires="wps">
+            <w:drawing>
+              <wp:anchor distT="0" distB="0" distL="114300" distR="114300" simplePos="0" relativeHeight="251682816" behindDoc="1" locked="0" layoutInCell="1" allowOverlap="1" wp14:anchorId="04882C1E" wp14:editId="6BD2673C">
+                <wp:simplePos x="0" y="0"/>
+                <wp:positionH relativeFrom="column">
+                  <wp:posOffset>-41910</wp:posOffset>
+                </wp:positionH>
+                <wp:positionV relativeFrom="paragraph">
+                  <wp:posOffset>6149341</wp:posOffset>
+                </wp:positionV>
+                <wp:extent cx="1847850" cy="342900"/>
+                <wp:effectExtent l="0" t="0" r="19050" b="19050"/>
+                <wp:wrapNone/>
+                <wp:docPr id="26" name="Caixa de Texto 26"/>
+                <wp:cNvGraphicFramePr/>
+                <a:graphic xmlns:a="http://schemas.openxmlformats.org/drawingml/2006/main">
+                  <a:graphicData uri="http://schemas.microsoft.com/office/word/2010/wordprocessingShape">
+                    <wps:wsp>
+                      <wps:cNvSpPr txBox="1"/>
+                      <wps:spPr>
+                        <a:xfrm>
+                          <a:off x="0" y="0"/>
+                          <a:ext cx="1847850" cy="342900"/>
+                        </a:xfrm>
+                        <a:prstGeom prst="rect">
+                          <a:avLst/>
+                        </a:prstGeom>
+                        <a:solidFill>
+                          <a:schemeClr val="tx1">
+                            <a:lumMod val="95000"/>
+                            <a:lumOff val="5000"/>
+                          </a:schemeClr>
+                        </a:solidFill>
+                        <a:ln w="6350">
+                          <a:solidFill>
+                            <a:prstClr val="black"/>
+                          </a:solidFill>
+                        </a:ln>
+                      </wps:spPr>
+                      <wps:txbx>
+                        <w:txbxContent>
+                          <w:p>
+                            <w:pPr>
+                              <w:ind w:left="-709" w:firstLine="709"/>
+                              <w:jc w:val="center"/>
+                            </w:pPr>
+                            <w:r>
+                              <w:t xml:space="preserve">Exibe as senhas  </w:t>
+                            </w:r>
+                          </w:p>
+                          <w:p/>
+                          <w:p/>
+                        </w:txbxContent>
+                      </wps:txbx>
+                      <wps:bodyPr rot="0" spcFirstLastPara="0" vertOverflow="overflow" horzOverflow="overflow" vert="horz" wrap="square" lIns="91440" tIns="45720" rIns="91440" bIns="45720" numCol="1" spcCol="0" rtlCol="0" fromWordArt="0" anchor="t" anchorCtr="0" forceAA="0" compatLnSpc="1">
+                        <a:prstTxWarp prst="textNoShape">
+                          <a:avLst/>
+                        </a:prstTxWarp>
+                        <a:noAutofit/>
+                      </wps:bodyPr>
+                    </wps:wsp>
+                  </a:graphicData>
+                </a:graphic>
+                <wp14:sizeRelH relativeFrom="margin">
+                  <wp14:pctWidth>0</wp14:pctWidth>
+                </wp14:sizeRelH>
+                <wp14:sizeRelV relativeFrom="margin">
+                  <wp14:pctHeight>0</wp14:pctHeight>
+                </wp14:sizeRelV>
+              </wp:anchor>
+            </w:drawing>
+          </mc:Choice>
+          <mc:Fallback>
+            <w:pict>
+              <v:shape w14:anchorId="04882C1E" id="Caixa de Texto 26" o:spid="_x0000_s1030" type="#_x0000_t202" style="position:absolute;margin-left:-3.3pt;margin-top:484.2pt;width:145.5pt;height:27pt;z-index:-251633664;visibility:visible;mso-wrap-style:square;mso-width-percent:0;mso-height-percent:0;mso-wrap-distance-left:9pt;mso-wrap-distance-top:0;mso-wrap-distance-right:9pt;mso-wrap-distance-bottom:0;mso-position-horizontal:absolute;mso-position-horizontal-relative:text;mso-position-vertical:absolute;mso-position-vertical-relative:text;mso-width-percent:0;mso-height-percent:0;mso-width-relative:margin;mso-height-relative:margin;v-text-anchor:top" o:gfxdata="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" fillcolor="#0d0d0d [3069]" strokeweight=".5pt">
+                <v:textbox>
+                  <w:txbxContent>
+                    <w:p>
+                      <w:pPr>
+                        <w:ind w:left="-709" w:firstLine="709"/>
+                        <w:jc w:val="center"/>
+                      </w:pPr>
+                      <w:r>
+                        <w:t xml:space="preserve">Exibe as senhas  </w:t>
+                      </w:r>
+                    </w:p>
+                    <w:p/>
+                    <w:p/>
+                  </w:txbxContent>
+                </v:textbox>
+              </v:shape>
+            </w:pict>
+          </mc:Fallback>
+        </mc:AlternateContent>
+      </w:r>
+      <w:r>
+        <w:rPr>
+          <w:noProof/>
+        </w:rPr>
+        <mc:AlternateContent>
+          <mc:Choice Requires="wps">
+            <w:drawing>
+              <wp:anchor distT="0" distB="0" distL="114300" distR="114300" simplePos="0" relativeHeight="251680768" behindDoc="0" locked="0" layoutInCell="1" allowOverlap="1" wp14:anchorId="6173A6F2" wp14:editId="2DCC37FE">
+                <wp:simplePos x="0" y="0"/>
+                <wp:positionH relativeFrom="column">
+                  <wp:posOffset>628650</wp:posOffset>
+                </wp:positionH>
+                <wp:positionV relativeFrom="paragraph">
+                  <wp:posOffset>5305425</wp:posOffset>
+                </wp:positionV>
+                <wp:extent cx="561975" cy="533400"/>
+                <wp:effectExtent l="19050" t="0" r="47625" b="38100"/>
+                <wp:wrapNone/>
+                <wp:docPr id="24" name="Seta: para Baixo 24"/>
+                <wp:cNvGraphicFramePr/>
+                <a:graphic xmlns:a="http://schemas.openxmlformats.org/drawingml/2006/main">
+                  <a:graphicData uri="http://schemas.microsoft.com/office/word/2010/wordprocessingShape">
+                    <wps:wsp>
+                      <wps:cNvSpPr/>
+                      <wps:spPr>
+                        <a:xfrm>
+                          <a:off x="0" y="0"/>
+                          <a:ext cx="561975" cy="533400"/>
+                        </a:xfrm>
+                        <a:prstGeom prst="downArrow">
+                          <a:avLst/>
+                        </a:prstGeom>
+                        <a:solidFill>
+                          <a:schemeClr val="bg2">
+                            <a:lumMod val="75000"/>
+                          </a:schemeClr>
+                        </a:solidFill>
+                      </wps:spPr>
+                      <wps:style>
+                        <a:lnRef idx="2">
+                          <a:schemeClr val="accent1">
+                            <a:shade val="15000"/>
+                          </a:schemeClr>
+                        </a:lnRef>
+                        <a:fillRef idx="1">
+                          <a:schemeClr val="accent1"/>
+                        </a:fillRef>
+                        <a:effectRef idx="0">
+                          <a:schemeClr val="accent1"/>
+                        </a:effectRef>
+                        <a:fontRef idx="minor">
+                          <a:schemeClr val="lt1"/>
+                        </a:fontRef>
+                      </wps:style>
+                      <wps:bodyPr rot="0" spcFirstLastPara="0" vertOverflow="overflow" horzOverflow="overflow" vert="horz" wrap="square" lIns="91440" tIns="45720" rIns="91440" bIns="45720" numCol="1" spcCol="0" rtlCol="0" fromWordArt="0" anchor="ctr" anchorCtr="0" forceAA="0" compatLnSpc="1">
+                        <a:prstTxWarp prst="textNoShape">
+                          <a:avLst/>
+                        </a:prstTxWarp>
+                        <a:noAutofit/>
+                      </wps:bodyPr>
+                    </wps:wsp>
+                  </a:graphicData>
+                </a:graphic>
+                <wp14:sizeRelH relativeFrom="margin">
+                  <wp14:pctWidth>0</wp14:pctWidth>
+                </wp14:sizeRelH>
+                <wp14:sizeRelV relativeFrom="margin">
+                  <wp14:pctHeight>0</wp14:pctHeight>
+                </wp14:sizeRelV>
+              </wp:anchor>
+            </w:drawing>
+          </mc:Choice>
+          <mc:Fallback>
+            <w:pict>
+              <v:shape w14:anchorId="216E4A2D" id="Seta: para Baixo 24" o:spid="_x0000_s1026" type="#_x0000_t67" style="position:absolute;margin-left:49.5pt;margin-top:417.75pt;width:44.25pt;height:42pt;z-index:251680768;visibility:visible;mso-wrap-style:square;mso-width-percent:0;mso-height-percent:0;mso-wrap-distance-left:9pt;mso-wrap-distance-top:0;mso-wrap-distance-right:9pt;mso-wrap-distance-bottom:0;mso-position-horizontal:absolute;mso-position-horizontal-relative:text;mso-position-vertical:absolute;mso-position-vertical-relative:text;mso-width-percent:0;mso-height-percent:0;mso-width-relative:margin;mso-height-relative:margin;v-text-anchor:middle" o:gfxdata="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" adj="10800" fillcolor="#adadad [2414]" strokecolor="#030e13 [484]" strokeweight="1pt"/>
+            </w:pict>
+          </mc:Fallback>
+        </mc:AlternateContent>
+      </w:r>
+      <w:r>
+        <w:rPr>
+          <w:noProof/>
+        </w:rPr>
+        <mc:AlternateContent>
+          <mc:Choice Requires="wps">
+            <w:drawing>
+              <wp:anchor distT="0" distB="0" distL="114300" distR="114300" simplePos="0" relativeHeight="251678720" behindDoc="1" locked="0" layoutInCell="1" allowOverlap="1" wp14:anchorId="3B05DE56" wp14:editId="31E855FB">
+                <wp:simplePos x="0" y="0"/>
+                <wp:positionH relativeFrom="column">
+                  <wp:posOffset>-3810</wp:posOffset>
+                </wp:positionH>
+                <wp:positionV relativeFrom="paragraph">
+                  <wp:posOffset>4777741</wp:posOffset>
+                </wp:positionV>
+                <wp:extent cx="1847850" cy="342900"/>
+                <wp:effectExtent l="0" t="0" r="19050" b="19050"/>
+                <wp:wrapNone/>
+                <wp:docPr id="23" name="Caixa de Texto 23"/>
+                <wp:cNvGraphicFramePr/>
+                <a:graphic xmlns:a="http://schemas.openxmlformats.org/drawingml/2006/main">
+                  <a:graphicData uri="http://schemas.microsoft.com/office/word/2010/wordprocessingShape">
+                    <wps:wsp>
+                      <wps:cNvSpPr txBox="1"/>
+                      <wps:spPr>
+                        <a:xfrm>
+                          <a:off x="0" y="0"/>
+                          <a:ext cx="1847850" cy="342900"/>
+                        </a:xfrm>
+                        <a:prstGeom prst="rect">
+                          <a:avLst/>
+                        </a:prstGeom>
+                        <a:solidFill>
+                          <a:schemeClr val="tx1">
+                            <a:lumMod val="95000"/>
+                            <a:lumOff val="5000"/>
+                          </a:schemeClr>
+                        </a:solidFill>
+                        <a:ln w="6350">
+                          <a:solidFill>
+                            <a:prstClr val="black"/>
+                          </a:solidFill>
+                        </a:ln>
+                      </wps:spPr>
+                      <wps:txbx>
+                        <w:txbxContent>
+                          <w:p>
+                            <w:pPr>
+                              <w:ind w:left="-709" w:firstLine="709"/>
+                            </w:pPr>
+                            <w:r>
+                              <w:t xml:space="preserve">    Gera as 10 senhas</w:t>
+                            </w:r>
+                          </w:p>
+                          <w:p/>
+                          <w:p/>
+                        </w:txbxContent>
+                      </wps:txbx>
+                      <wps:bodyPr rot="0" spcFirstLastPara="0" vertOverflow="overflow" horzOverflow="overflow" vert="horz" wrap="square" lIns="91440" tIns="45720" rIns="91440" bIns="45720" numCol="1" spcCol="0" rtlCol="0" fromWordArt="0" anchor="t" anchorCtr="0" forceAA="0" compatLnSpc="1">
+                        <a:prstTxWarp prst="textNoShape">
+                          <a:avLst/>
+                        </a:prstTxWarp>
+                        <a:noAutofit/>
+                      </wps:bodyPr>
+                    </wps:wsp>
+                  </a:graphicData>
+                </a:graphic>
+                <wp14:sizeRelH relativeFrom="margin">
+                  <wp14:pctWidth>0</wp14:pctWidth>
+                </wp14:sizeRelH>
+                <wp14:sizeRelV relativeFrom="margin">
+                  <wp14:pctHeight>0</wp14:pctHeight>
+                </wp14:sizeRelV>
+              </wp:anchor>
+            </w:drawing>
+          </mc:Choice>
+          <mc:Fallback>
+            <w:pict>
+              <v:shape w14:anchorId="3B05DE56" id="Caixa de Texto 23" o:spid="_x0000_s1031" type="#_x0000_t202" style="position:absolute;margin-left:-.3pt;margin-top:376.2pt;width:145.5pt;height:27pt;z-index:-251637760;visibility:visible;mso-wrap-style:square;mso-width-percent:0;mso-height-percent:0;mso-wrap-distance-left:9pt;mso-wrap-distance-top:0;mso-wrap-distance-right:9pt;mso-wrap-distance-bottom:0;mso-position-horizontal:absolute;mso-position-horizontal-relative:text;mso-position-vertical:absolute;mso-position-vertical-relative:text;mso-width-percent:0;mso-height-percent:0;mso-width-relative:margin;mso-height-relative:margin;v-text-anchor:top" o:gfxdata="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" fillcolor="#0d0d0d [3069]" strokeweight=".5pt">
+                <v:textbox>
+                  <w:txbxContent>
+                    <w:p>
+                      <w:pPr>
+                        <w:ind w:left="-709" w:firstLine="709"/>
+                      </w:pPr>
+                      <w:r>
+                        <w:t xml:space="preserve">    Gera as 10 senhas</w:t>
+                      </w:r>
+                    </w:p>
+                    <w:p/>
+                    <w:p/>
+                  </w:txbxContent>
+                </v:textbox>
+              </v:shape>
+            </w:pict>
+          </mc:Fallback>
+        </mc:AlternateContent>
+      </w:r>
+      <w:r>
+        <w:rPr>
+          <w:noProof/>
+        </w:rPr>
+        <mc:AlternateContent>
+          <mc:Choice Requires="wps">
+            <w:drawing>
+              <wp:anchor distT="0" distB="0" distL="114300" distR="114300" simplePos="0" relativeHeight="251665408" behindDoc="1" locked="0" layoutInCell="1" allowOverlap="1" wp14:anchorId="15D147FF" wp14:editId="18A42A89">
+                <wp:simplePos x="0" y="0"/>
+                <wp:positionH relativeFrom="column">
+                  <wp:posOffset>1634490</wp:posOffset>
+                </wp:positionH>
+                <wp:positionV relativeFrom="paragraph">
+                  <wp:posOffset>2691765</wp:posOffset>
+                </wp:positionV>
+                <wp:extent cx="1847850" cy="371475"/>
+                <wp:effectExtent l="0" t="0" r="19050" b="28575"/>
+                <wp:wrapNone/>
+                <wp:docPr id="10" name="Caixa de Texto 10"/>
+                <wp:cNvGraphicFramePr/>
+                <a:graphic xmlns:a="http://schemas.openxmlformats.org/drawingml/2006/main">
+                  <a:graphicData uri="http://schemas.microsoft.com/office/word/2010/wordprocessingShape">
+                    <wps:wsp>
+                      <wps:cNvSpPr txBox="1"/>
+                      <wps:spPr>
+                        <a:xfrm>
+                          <a:off x="0" y="0"/>
+                          <a:ext cx="1847850" cy="371475"/>
+                        </a:xfrm>
+                        <a:prstGeom prst="rect">
+                          <a:avLst/>
+                        </a:prstGeom>
+                        <a:solidFill>
+                          <a:schemeClr val="tx1">
+                            <a:lumMod val="95000"/>
+                            <a:lumOff val="5000"/>
+                          </a:schemeClr>
+                        </a:solidFill>
+                        <a:ln w="6350">
+                          <a:solidFill>
+                            <a:prstClr val="black"/>
+                          </a:solidFill>
+                        </a:ln>
+                      </wps:spPr>
+                      <wps:txbx>
+                        <w:txbxContent>
+                          <w:p>
+                            <w:pPr>
+                              <w:ind w:left="-709" w:firstLine="709"/>
+                              <w:jc w:val="center"/>
+                            </w:pPr>
+                            <w:r>
+                              <w:t>Categoria é válida?</w:t>
+                            </w:r>
+                          </w:p>
+                          <w:p/>
+                          <w:p/>
+                        </w:txbxContent>
+                      </wps:txbx>
+                      <wps:bodyPr rot="0" spcFirstLastPara="0" vertOverflow="overflow" horzOverflow="overflow" vert="horz" wrap="square" lIns="91440" tIns="45720" rIns="91440" bIns="45720" numCol="1" spcCol="0" rtlCol="0" fromWordArt="0" anchor="t" anchorCtr="0" forceAA="0" compatLnSpc="1">
+                        <a:prstTxWarp prst="textNoShape">
+                          <a:avLst/>
+                        </a:prstTxWarp>
+                        <a:noAutofit/>
+                      </wps:bodyPr>
+                    </wps:wsp>
+                  </a:graphicData>
+                </a:graphic>
+                <wp14:sizeRelH relativeFrom="margin">
+                  <wp14:pctWidth>0</wp14:pctWidth>
+                </wp14:sizeRelH>
+                <wp14:sizeRelV relativeFrom="margin">
+                  <wp14:pctHeight>0</wp14:pctHeight>
+                </wp14:sizeRelV>
+              </wp:anchor>
+            </w:drawing>
+          </mc:Choice>
+          <mc:Fallback>
+            <w:pict>
+              <v:shape w14:anchorId="15D147FF" id="Caixa de Texto 10" o:spid="_x0000_s1032" type="#_x0000_t202" style="position:absolute;margin-left:128.7pt;margin-top:211.95pt;width:145.5pt;height:29.25pt;z-index:-251651072;visibility:visible;mso-wrap-style:square;mso-width-percent:0;mso-height-percent:0;mso-wrap-distance-left:9pt;mso-wrap-distance-top:0;mso-wrap-distance-right:9pt;mso-wrap-distance-bottom:0;mso-position-horizontal:absolute;mso-position-horizontal-relative:text;mso-position-vertical:absolute;mso-position-vertical-relative:text;mso-width-percent:0;mso-height-percent:0;mso-width-relative:margin;mso-height-relative:margin;v-text-anchor:top" o:gfxdata="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" fillcolor="#0d0d0d [3069]" strokeweight=".5pt">
+                <v:textbox>
+                  <w:txbxContent>
+                    <w:p>
+                      <w:pPr>
+                        <w:ind w:left="-709" w:firstLine="709"/>
+                        <w:jc w:val="center"/>
+                      </w:pPr>
+                      <w:r>
+                        <w:t>Categoria é válida?</w:t>
+                      </w:r>
+                    </w:p>
+                    <w:p/>
+                    <w:p/>
+                  </w:txbxContent>
+                </v:textbox>
+              </v:shape>
+            </w:pict>
+          </mc:Fallback>
+        </mc:AlternateContent>
+      </w:r>
+      <w:r>
+        <w:rPr>
+          <w:noProof/>
+        </w:rPr>
+        <mc:AlternateContent>
+          <mc:Choice Requires="wps">
+            <w:drawing>
+              <wp:anchor distT="0" distB="0" distL="114300" distR="114300" simplePos="0" relativeHeight="251676672" behindDoc="0" locked="0" layoutInCell="1" allowOverlap="1" wp14:anchorId="425A121D" wp14:editId="2130E10E">
+                <wp:simplePos x="0" y="0"/>
+                <wp:positionH relativeFrom="column">
+                  <wp:posOffset>628650</wp:posOffset>
+                </wp:positionH>
+                <wp:positionV relativeFrom="paragraph">
+                  <wp:posOffset>3981450</wp:posOffset>
+                </wp:positionV>
+                <wp:extent cx="561975" cy="533400"/>
+                <wp:effectExtent l="19050" t="0" r="47625" b="38100"/>
+                <wp:wrapNone/>
+                <wp:docPr id="22" name="Seta: para Baixo 22"/>
+                <wp:cNvGraphicFramePr/>
+                <a:graphic xmlns:a="http://schemas.openxmlformats.org/drawingml/2006/main">
+                  <a:graphicData uri="http://schemas.microsoft.com/office/word/2010/wordprocessingShape">
+                    <wps:wsp>
+                      <wps:cNvSpPr/>
+                      <wps:spPr>
+                        <a:xfrm>
+                          <a:off x="0" y="0"/>
+                          <a:ext cx="561975" cy="533400"/>
+                        </a:xfrm>
+                        <a:prstGeom prst="downArrow">
+                          <a:avLst/>
+                        </a:prstGeom>
+                        <a:solidFill>
+                          <a:schemeClr val="bg2">
+                            <a:lumMod val="75000"/>
+                          </a:schemeClr>
+                        </a:solidFill>
+                      </wps:spPr>
+                      <wps:style>
+                        <a:lnRef idx="2">
+                          <a:schemeClr val="accent1">
+                            <a:shade val="15000"/>
+                          </a:schemeClr>
+                        </a:lnRef>
+                        <a:fillRef idx="1">
+                          <a:schemeClr val="accent1"/>
+                        </a:fillRef>
+                        <a:effectRef idx="0">
+                          <a:schemeClr val="accent1"/>
+                        </a:effectRef>
+                        <a:fontRef idx="minor">
+                          <a:schemeClr val="lt1"/>
+                        </a:fontRef>
+                      </wps:style>
+                      <wps:bodyPr rot="0" spcFirstLastPara="0" vertOverflow="overflow" horzOverflow="overflow" vert="horz" wrap="square" lIns="91440" tIns="45720" rIns="91440" bIns="45720" numCol="1" spcCol="0" rtlCol="0" fromWordArt="0" anchor="ctr" anchorCtr="0" forceAA="0" compatLnSpc="1">
+                        <a:prstTxWarp prst="textNoShape">
+                          <a:avLst/>
+                        </a:prstTxWarp>
+                        <a:noAutofit/>
+                      </wps:bodyPr>
+                    </wps:wsp>
+                  </a:graphicData>
+                </a:graphic>
+                <wp14:sizeRelH relativeFrom="margin">
+                  <wp14:pctWidth>0</wp14:pctWidth>
+                </wp14:sizeRelH>
+                <wp14:sizeRelV relativeFrom="margin">
+                  <wp14:pctHeight>0</wp14:pctHeight>
+                </wp14:sizeRelV>
+              </wp:anchor>
+            </w:drawing>
+          </mc:Choice>
+          <mc:Fallback>
+            <w:pict>
+              <v:shape w14:anchorId="7BA62E81" id="Seta: para Baixo 22" o:spid="_x0000_s1026" type="#_x0000_t67" style="position:absolute;margin-left:49.5pt;margin-top:313.5pt;width:44.25pt;height:42pt;z-index:251676672;visibility:visible;mso-wrap-style:square;mso-width-percent:0;mso-height-percent:0;mso-wrap-distance-left:9pt;mso-wrap-distance-top:0;mso-wrap-distance-right:9pt;mso-wrap-distance-bottom:0;mso-position-horizontal:absolute;mso-position-horizontal-relative:text;mso-position-vertical:absolute;mso-position-vertical-relative:text;mso-width-percent:0;mso-height-percent:0;mso-width-relative:margin;mso-height-relative:margin;v-text-anchor:middle" o:gfxdata="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" adj="10800" fillcolor="#adadad [2414]" strokecolor="#030e13 [484]" strokeweight="1pt"/>
+            </w:pict>
+          </mc:Fallback>
+        </mc:AlternateContent>
+      </w:r>
+      <w:r>
+        <w:rPr>
+          <w:noProof/>
+        </w:rPr>
+        <mc:AlternateContent>
+          <mc:Choice Requires="wps">
+            <w:drawing>
+              <wp:anchor distT="0" distB="0" distL="114300" distR="114300" simplePos="0" relativeHeight="251673600" behindDoc="0" locked="0" layoutInCell="1" allowOverlap="1" wp14:anchorId="41FA2347" wp14:editId="1197AEA5">
+                <wp:simplePos x="0" y="0"/>
+                <wp:positionH relativeFrom="column">
+                  <wp:posOffset>1347470</wp:posOffset>
+                </wp:positionH>
+                <wp:positionV relativeFrom="paragraph">
+                  <wp:posOffset>3211830</wp:posOffset>
+                </wp:positionV>
+                <wp:extent cx="314960" cy="244475"/>
+                <wp:effectExtent l="0" t="38100" r="8890" b="3175"/>
+                <wp:wrapNone/>
+                <wp:docPr id="19" name="Seta: para Baixo 19"/>
+                <wp:cNvGraphicFramePr/>
+                <a:graphic xmlns:a="http://schemas.openxmlformats.org/drawingml/2006/main">
+                  <a:graphicData uri="http://schemas.microsoft.com/office/word/2010/wordprocessingShape">
+                    <wps:wsp>
+                      <wps:cNvSpPr/>
+                      <wps:spPr>
+                        <a:xfrm rot="2605292">
+                          <a:off x="0" y="0"/>
+                          <a:ext cx="314960" cy="244475"/>
+                        </a:xfrm>
+                        <a:prstGeom prst="downArrow">
+                          <a:avLst/>
+                        </a:prstGeom>
+                        <a:solidFill>
+                          <a:schemeClr val="bg2">
+                            <a:lumMod val="75000"/>
+                          </a:schemeClr>
+                        </a:solidFill>
+                      </wps:spPr>
+                      <wps:style>
+                        <a:lnRef idx="2">
+                          <a:schemeClr val="accent1">
+                            <a:shade val="15000"/>
+                          </a:schemeClr>
+                        </a:lnRef>
+                        <a:fillRef idx="1">
+                          <a:schemeClr val="accent1"/>
+                        </a:fillRef>
+                        <a:effectRef idx="0">
+                          <a:schemeClr val="accent1"/>
+                        </a:effectRef>
+                        <a:fontRef idx="minor">
+                          <a:schemeClr val="lt1"/>
+                        </a:fontRef>
+                      </wps:style>
+                      <wps:bodyPr rot="0" spcFirstLastPara="0" vertOverflow="overflow" horzOverflow="overflow" vert="horz" wrap="square" lIns="91440" tIns="45720" rIns="91440" bIns="45720" numCol="1" spcCol="0" rtlCol="0" fromWordArt="0" anchor="ctr" anchorCtr="0" forceAA="0" compatLnSpc="1">
+                        <a:prstTxWarp prst="textNoShape">
+                          <a:avLst/>
+                        </a:prstTxWarp>
+                        <a:noAutofit/>
+                      </wps:bodyPr>
+                    </wps:wsp>
+                  </a:graphicData>
+                </a:graphic>
+                <wp14:sizeRelH relativeFrom="margin">
+                  <wp14:pctWidth>0</wp14:pctWidth>
+                </wp14:sizeRelH>
+                <wp14:sizeRelV relativeFrom="margin">
+                  <wp14:pctHeight>0</wp14:pctHeight>
+                </wp14:sizeRelV>
+              </wp:anchor>
+            </w:drawing>
+          </mc:Choice>
+          <mc:Fallback>
+            <w:pict>
+              <v:shape w14:anchorId="79955BAA" id="Seta: para Baixo 19" o:spid="_x0000_s1026" type="#_x0000_t67" style="position:absolute;margin-left:106.1pt;margin-top:252.9pt;width:24.8pt;height:19.25pt;rotation:2845674fd;z-index:251673600;visibility:visible;mso-wrap-style:square;mso-width-percent:0;mso-height-percent:0;mso-wrap-distance-left:9pt;mso-wrap-distance-top:0;mso-wrap-distance-right:9pt;mso-wrap-distance-bottom:0;mso-position-horizontal:absolute;mso-position-horizontal-relative:text;mso-position-vertical:absolute;mso-position-vertical-relative:text;mso-width-percent:0;mso-height-percent:0;mso-width-relative:margin;mso-height-relative:margin;v-text-anchor:middle" o:gfxdata="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" adj="10800" fillcolor="#adadad [2414]" strokecolor="#030e13 [484]" strokeweight="1pt"/>
+            </w:pict>
+          </mc:Fallback>
+        </mc:AlternateContent>
+      </w:r>
+      <w:r>
+        <w:rPr>
+          <w:noProof/>
+        </w:rPr>
+        <mc:AlternateContent>
+          <mc:Choice Requires="wps">
+            <w:drawing>
+              <wp:anchor distT="0" distB="0" distL="114300" distR="114300" simplePos="0" relativeHeight="251667456" behindDoc="1" locked="0" layoutInCell="1" allowOverlap="1" wp14:anchorId="693303DB" wp14:editId="7DCF8CDE">
+                <wp:simplePos x="0" y="0"/>
+                <wp:positionH relativeFrom="column">
+                  <wp:posOffset>415290</wp:posOffset>
+                </wp:positionH>
+                <wp:positionV relativeFrom="paragraph">
+                  <wp:posOffset>3498440</wp:posOffset>
+                </wp:positionV>
+                <wp:extent cx="1038225" cy="314325"/>
+                <wp:effectExtent l="0" t="0" r="28575" b="28575"/>
+                <wp:wrapNone/>
+                <wp:docPr id="14" name="Caixa de Texto 14"/>
+                <wp:cNvGraphicFramePr/>
+                <a:graphic xmlns:a="http://schemas.openxmlformats.org/drawingml/2006/main">
+                  <a:graphicData uri="http://schemas.microsoft.com/office/word/2010/wordprocessingShape">
+                    <wps:wsp>
+                      <wps:cNvSpPr txBox="1"/>
+                      <wps:spPr>
+                        <a:xfrm>
+                          <a:off x="0" y="0"/>
+                          <a:ext cx="1038225" cy="314325"/>
+                        </a:xfrm>
+                        <a:prstGeom prst="rect">
+                          <a:avLst/>
+                        </a:prstGeom>
+                        <a:solidFill>
+                          <a:schemeClr val="tx1">
+                            <a:lumMod val="95000"/>
+                            <a:lumOff val="5000"/>
+                          </a:schemeClr>
+                        </a:solidFill>
+                        <a:ln w="6350">
+                          <a:solidFill>
+                            <a:prstClr val="black"/>
+                          </a:solidFill>
+                        </a:ln>
+                      </wps:spPr>
+                      <wps:txbx>
+                        <w:txbxContent>
+                          <w:p>
+                            <w:pPr>
+                              <w:ind w:left="-709" w:firstLine="709"/>
+                              <w:jc w:val="center"/>
+                            </w:pPr>
+                            <w:r>
+                              <w:t>SIM</w:t>
+                            </w:r>
+                          </w:p>
+                          <w:p/>
+                          <w:p/>
+                        </w:txbxContent>
+                      </wps:txbx>
+                      <wps:bodyPr rot="0" spcFirstLastPara="0" vertOverflow="overflow" horzOverflow="overflow" vert="horz" wrap="square" lIns="91440" tIns="45720" rIns="91440" bIns="45720" numCol="1" spcCol="0" rtlCol="0" fromWordArt="0" anchor="t" anchorCtr="0" forceAA="0" compatLnSpc="1">
+                        <a:prstTxWarp prst="textNoShape">
+                          <a:avLst/>
+                        </a:prstTxWarp>
+                        <a:noAutofit/>
+                      </wps:bodyPr>
+                    </wps:wsp>
+                  </a:graphicData>
+                </a:graphic>
+                <wp14:sizeRelH relativeFrom="margin">
+                  <wp14:pctWidth>0</wp14:pctWidth>
+                </wp14:sizeRelH>
+                <wp14:sizeRelV relativeFrom="margin">
+                  <wp14:pctHeight>0</wp14:pctHeight>
+                </wp14:sizeRelV>
+              </wp:anchor>
+            </w:drawing>
+          </mc:Choice>
+          <mc:Fallback>
+            <w:pict>
+              <v:shape w14:anchorId="693303DB" id="Caixa de Texto 14" o:spid="_x0000_s1033" type="#_x0000_t202" style="position:absolute;margin-left:32.7pt;margin-top:275.45pt;width:81.75pt;height:24.75pt;z-index:-251649024;visibility:visible;mso-wrap-style:square;mso-width-percent:0;mso-height-percent:0;mso-wrap-distance-left:9pt;mso-wrap-distance-top:0;mso-wrap-distance-right:9pt;mso-wrap-distance-bottom:0;mso-position-horizontal:absolute;mso-position-horizontal-relative:text;mso-position-vertical:absolute;mso-position-vertical-relative:text;mso-width-percent:0;mso-height-percent:0;mso-width-relative:margin;mso-height-relative:margin;v-text-anchor:top" o:gfxdata="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" fillcolor="#0d0d0d [3069]" strokeweight=".5pt">
+                <v:textbox>
+                  <w:txbxContent>
+                    <w:p>
+                      <w:pPr>
+                        <w:ind w:left="-709" w:firstLine="709"/>
+                        <w:jc w:val="center"/>
+                      </w:pPr>
+                      <w:r>
+                        <w:t>SIM</w:t>
+                      </w:r>
+                    </w:p>
+                    <w:p/>
+                    <w:p/>
+                  </w:txbxContent>
+                </v:textbox>
+              </v:shape>
+            </w:pict>
+          </mc:Fallback>
+        </mc:AlternateContent>
+      </w:r>
+      <w:r>
+        <w:rPr>
+          <w:noProof/>
+        </w:rPr>
+        <mc:AlternateContent>
+          <mc:Choice Requires="wps">
+            <w:drawing>
+              <wp:anchor distT="0" distB="0" distL="114300" distR="114300" simplePos="0" relativeHeight="251671552" behindDoc="0" locked="0" layoutInCell="1" allowOverlap="1" wp14:anchorId="7E19A185" wp14:editId="2D171727">
+                <wp:simplePos x="0" y="0"/>
+                <wp:positionH relativeFrom="column">
+                  <wp:posOffset>3528646</wp:posOffset>
+                </wp:positionH>
+                <wp:positionV relativeFrom="paragraph">
+                  <wp:posOffset>3213254</wp:posOffset>
+                </wp:positionV>
+                <wp:extent cx="315399" cy="244984"/>
+                <wp:effectExtent l="0" t="38100" r="0" b="3175"/>
+                <wp:wrapNone/>
+                <wp:docPr id="18" name="Seta: para Baixo 18"/>
+                <wp:cNvGraphicFramePr/>
+                <a:graphic xmlns:a="http://schemas.openxmlformats.org/drawingml/2006/main">
+                  <a:graphicData uri="http://schemas.microsoft.com/office/word/2010/wordprocessingShape">
+                    <wps:wsp>
+                      <wps:cNvSpPr/>
+                      <wps:spPr>
+                        <a:xfrm rot="19368627">
+                          <a:off x="0" y="0"/>
+                          <a:ext cx="315399" cy="244984"/>
+                        </a:xfrm>
+                        <a:prstGeom prst="downArrow">
+                          <a:avLst/>
+                        </a:prstGeom>
+                        <a:solidFill>
+                          <a:schemeClr val="bg2">
+                            <a:lumMod val="75000"/>
+                          </a:schemeClr>
+                        </a:solidFill>
+                      </wps:spPr>
+                      <wps:style>
+                        <a:lnRef idx="2">
+                          <a:schemeClr val="accent1">
+                            <a:shade val="15000"/>
+                          </a:schemeClr>
+                        </a:lnRef>
+                        <a:fillRef idx="1">
+                          <a:schemeClr val="accent1"/>
+                        </a:fillRef>
+                        <a:effectRef idx="0">
+                          <a:schemeClr val="accent1"/>
+                        </a:effectRef>
+                        <a:fontRef idx="minor">
+                          <a:schemeClr val="lt1"/>
+                        </a:fontRef>
+                      </wps:style>
+                      <wps:bodyPr rot="0" spcFirstLastPara="0" vertOverflow="overflow" horzOverflow="overflow" vert="horz" wrap="square" lIns="91440" tIns="45720" rIns="91440" bIns="45720" numCol="1" spcCol="0" rtlCol="0" fromWordArt="0" anchor="ctr" anchorCtr="0" forceAA="0" compatLnSpc="1">
+                        <a:prstTxWarp prst="textNoShape">
+                          <a:avLst/>
+                        </a:prstTxWarp>
+                        <a:noAutofit/>
+                      </wps:bodyPr>
+                    </wps:wsp>
+                  </a:graphicData>
+                </a:graphic>
+                <wp14:sizeRelH relativeFrom="margin">
+                  <wp14:pctWidth>0</wp14:pctWidth>
+                </wp14:sizeRelH>
+                <wp14:sizeRelV relativeFrom="margin">
+                  <wp14:pctHeight>0</wp14:pctHeight>
+                </wp14:sizeRelV>
+              </wp:anchor>
+            </w:drawing>
+          </mc:Choice>
+          <mc:Fallback>
+            <w:pict>
+              <v:shape w14:anchorId="7C05CD61" id="Seta: para Baixo 18" o:spid="_x0000_s1026" type="#_x0000_t67" style="position:absolute;margin-left:277.85pt;margin-top:253pt;width:24.85pt;height:19.3pt;rotation:-2437254fd;z-index:251671552;visibility:visible;mso-wrap-style:square;mso-width-percent:0;mso-height-percent:0;mso-wrap-distance-left:9pt;mso-wrap-distance-top:0;mso-wrap-distance-right:9pt;mso-wrap-distance-bottom:0;mso-position-horizontal:absolute;mso-position-horizontal-relative:text;mso-position-vertical:absolute;mso-position-vertical-relative:text;mso-width-percent:0;mso-height-percent:0;mso-width-relative:margin;mso-height-relative:margin;v-text-anchor:middle" o:gfxdata="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" adj="10800" fillcolor="#adadad [2414]" strokecolor="#030e13 [484]" strokeweight="1pt"/>
+            </w:pict>
+          </mc:Fallback>
+        </mc:AlternateContent>
+      </w:r>
+      <w:r>
+        <w:rPr>
+          <w:noProof/>
+        </w:rPr>
+        <mc:AlternateContent>
+          <mc:Choice Requires="wps">
+            <w:drawing>
+              <wp:anchor distT="0" distB="0" distL="114300" distR="114300" simplePos="0" relativeHeight="251669504" behindDoc="1" locked="0" layoutInCell="1" allowOverlap="1" wp14:anchorId="0DF880D9" wp14:editId="23401F13">
+                <wp:simplePos x="0" y="0"/>
+                <wp:positionH relativeFrom="column">
+                  <wp:posOffset>3728672</wp:posOffset>
+                </wp:positionH>
+                <wp:positionV relativeFrom="paragraph">
+                  <wp:posOffset>3533775</wp:posOffset>
+                </wp:positionV>
+                <wp:extent cx="1038225" cy="314325"/>
+                <wp:effectExtent l="0" t="0" r="28575" b="28575"/>
+                <wp:wrapNone/>
+                <wp:docPr id="16" name="Caixa de Texto 16"/>
+                <wp:cNvGraphicFramePr/>
+                <a:graphic xmlns:a="http://schemas.openxmlformats.org/drawingml/2006/main">
+                  <a:graphicData uri="http://schemas.microsoft.com/office/word/2010/wordprocessingShape">
+                    <wps:wsp>
+                      <wps:cNvSpPr txBox="1"/>
+                      <wps:spPr>
+                        <a:xfrm>
+                          <a:off x="0" y="0"/>
+                          <a:ext cx="1038225" cy="314325"/>
+                        </a:xfrm>
+                        <a:prstGeom prst="rect">
+                          <a:avLst/>
+                        </a:prstGeom>
+                        <a:solidFill>
+                          <a:schemeClr val="tx1">
+                            <a:lumMod val="95000"/>
+                            <a:lumOff val="5000"/>
+                          </a:schemeClr>
+                        </a:solidFill>
+                        <a:ln w="6350">
+                          <a:solidFill>
+                            <a:prstClr val="black"/>
+                          </a:solidFill>
+                        </a:ln>
+                      </wps:spPr>
+                      <wps:txbx>
+                        <w:txbxContent>
+                          <w:p>
+                            <w:pPr>
+                              <w:ind w:left="-709" w:firstLine="709"/>
+                              <w:jc w:val="center"/>
+                            </w:pPr>
+                            <w:r>
+                              <w:t>NÃO</w:t>
+                            </w:r>
+                          </w:p>
+                          <w:p/>
+                        </w:txbxContent>
+                      </wps:txbx>
+                      <wps:bodyPr rot="0" spcFirstLastPara="0" vertOverflow="overflow" horzOverflow="overflow" vert="horz" wrap="square" lIns="91440" tIns="45720" rIns="91440" bIns="45720" numCol="1" spcCol="0" rtlCol="0" fromWordArt="0" anchor="t" anchorCtr="0" forceAA="0" compatLnSpc="1">
+                        <a:prstTxWarp prst="textNoShape">
+                          <a:avLst/>
+                        </a:prstTxWarp>
+                        <a:noAutofit/>
+                      </wps:bodyPr>
+                    </wps:wsp>
+                  </a:graphicData>
+                </a:graphic>
+                <wp14:sizeRelH relativeFrom="margin">
+                  <wp14:pctWidth>0</wp14:pctWidth>
+                </wp14:sizeRelH>
+                <wp14:sizeRelV relativeFrom="margin">
+                  <wp14:pctHeight>0</wp14:pctHeight>
+                </wp14:sizeRelV>
+              </wp:anchor>
+            </w:drawing>
+          </mc:Choice>
+          <mc:Fallback>
+            <w:pict>
+              <v:shape w14:anchorId="0DF880D9" id="Caixa de Texto 16" o:spid="_x0000_s1034" type="#_x0000_t202" style="position:absolute;margin-left:293.6pt;margin-top:278.25pt;width:81.75pt;height:24.75pt;z-index:-251646976;visibility:visible;mso-wrap-style:square;mso-width-percent:0;mso-height-percent:0;mso-wrap-distance-left:9pt;mso-wrap-distance-top:0;mso-wrap-distance-right:9pt;mso-wrap-distance-bottom:0;mso-position-horizontal:absolute;mso-position-horizontal-relative:text;mso-position-vertical:absolute;mso-position-vertical-relative:text;mso-width-percent:0;mso-height-percent:0;mso-width-relative:margin;mso-height-relative:margin;v-text-anchor:top" o:gfxdata="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" fillcolor="#0d0d0d [3069]" strokeweight=".5pt">
+                <v:textbox>
+                  <w:txbxContent>
+                    <w:p>
+                      <w:pPr>
+                        <w:ind w:left="-709" w:firstLine="709"/>
+                        <w:jc w:val="center"/>
+                      </w:pPr>
+                      <w:r>
+                        <w:t>NÃO</w:t>
+                      </w:r>
+                    </w:p>
+                    <w:p/>
+                  </w:txbxContent>
+                </v:textbox>
+              </v:shape>
+            </w:pict>
+          </mc:Fallback>
+        </mc:AlternateContent>
+      </w:r>
+      <w:r>
+        <w:rPr>
+          <w:noProof/>
+        </w:rPr>
+        <mc:AlternateContent>
+          <mc:Choice Requires="wps">
+            <w:drawing>
+              <wp:anchor distT="0" distB="0" distL="114300" distR="114300" simplePos="0" relativeHeight="251663360" behindDoc="0" locked="0" layoutInCell="1" allowOverlap="1" wp14:anchorId="6F285CA9" wp14:editId="6F5D80C6">
+                <wp:simplePos x="0" y="0"/>
+                <wp:positionH relativeFrom="column">
+                  <wp:posOffset>2276475</wp:posOffset>
+                </wp:positionH>
+                <wp:positionV relativeFrom="paragraph">
+                  <wp:posOffset>1914525</wp:posOffset>
+                </wp:positionV>
+                <wp:extent cx="561975" cy="533400"/>
+                <wp:effectExtent l="19050" t="0" r="47625" b="38100"/>
+                <wp:wrapNone/>
+                <wp:docPr id="9" name="Seta: para Baixo 9"/>
+                <wp:cNvGraphicFramePr/>
+                <a:graphic xmlns:a="http://schemas.openxmlformats.org/drawingml/2006/main">
+                  <a:graphicData uri="http://schemas.microsoft.com/office/word/2010/wordprocessingShape">
+                    <wps:wsp>
+                      <wps:cNvSpPr/>
+                      <wps:spPr>
+                        <a:xfrm>
+                          <a:off x="0" y="0"/>
+                          <a:ext cx="561975" cy="533400"/>
+                        </a:xfrm>
+                        <a:prstGeom prst="downArrow">
+                          <a:avLst/>
+                        </a:prstGeom>
+                        <a:solidFill>
+                          <a:schemeClr val="bg2">
+                            <a:lumMod val="75000"/>
+                          </a:schemeClr>
+                        </a:solidFill>
+                      </wps:spPr>
+                      <wps:style>
+                        <a:lnRef idx="2">
+                          <a:schemeClr val="accent1">
+                            <a:shade val="15000"/>
+                          </a:schemeClr>
+                        </a:lnRef>
+                        <a:fillRef idx="1">
+                          <a:schemeClr val="accent1"/>
+                        </a:fillRef>
+                        <a:effectRef idx="0">
+                          <a:schemeClr val="accent1"/>
+                        </a:effectRef>
+                        <a:fontRef idx="minor">
+                          <a:schemeClr val="lt1"/>
+                        </a:fontRef>
+                      </wps:style>
+                      <wps:bodyPr rot="0" spcFirstLastPara="0" vertOverflow="overflow" horzOverflow="overflow" vert="horz" wrap="square" lIns="91440" tIns="45720" rIns="91440" bIns="45720" numCol="1" spcCol="0" rtlCol="0" fromWordArt="0" anchor="ctr" anchorCtr="0" forceAA="0" compatLnSpc="1">
+                        <a:prstTxWarp prst="textNoShape">
+                          <a:avLst/>
+                        </a:prstTxWarp>
+                        <a:noAutofit/>
+                      </wps:bodyPr>
+                    </wps:wsp>
+                  </a:graphicData>
+                </a:graphic>
+                <wp14:sizeRelH relativeFrom="margin">
+                  <wp14:pctWidth>0</wp14:pctWidth>
+                </wp14:sizeRelH>
+                <wp14:sizeRelV relativeFrom="margin">
+                  <wp14:pctHeight>0</wp14:pctHeight>
+                </wp14:sizeRelV>
+              </wp:anchor>
+            </w:drawing>
+          </mc:Choice>
+          <mc:Fallback>
+            <w:pict>
+              <v:shape w14:anchorId="5ECD3DF7" id="Seta: para Baixo 9" o:spid="_x0000_s1026" type="#_x0000_t67" style="position:absolute;margin-left:179.25pt;margin-top:150.75pt;width:44.25pt;height:42pt;z-index:251663360;visibility:visible;mso-wrap-style:square;mso-width-percent:0;mso-height-percent:0;mso-wrap-distance-left:9pt;mso-wrap-distance-top:0;mso-wrap-distance-right:9pt;mso-wrap-distance-bottom:0;mso-position-horizontal:absolute;mso-position-horizontal-relative:text;mso-position-vertical:absolute;mso-position-vertical-relative:text;mso-width-percent:0;mso-height-percent:0;mso-width-relative:margin;mso-height-relative:margin;v-text-anchor:middle" o:gfxdata="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" adj="10800" fillcolor="#adadad [2414]" strokecolor="#030e13 [484]" strokeweight="1pt"/>
+            </w:pict>
+          </mc:Fallback>
+        </mc:AlternateContent>
+      </w:r>
+      <w:r>
+        <w:rPr>
+          <w:noProof/>
+        </w:rPr>
+        <mc:AlternateContent>
+          <mc:Choice Requires="wps">
+            <w:drawing>
+              <wp:anchor distT="0" distB="0" distL="114300" distR="114300" simplePos="0" relativeHeight="251661312" behindDoc="1" locked="0" layoutInCell="1" allowOverlap="1" wp14:anchorId="298DDC1A" wp14:editId="582C014B">
+                <wp:simplePos x="0" y="0"/>
+                <wp:positionH relativeFrom="column">
+                  <wp:posOffset>1634490</wp:posOffset>
+                </wp:positionH>
+                <wp:positionV relativeFrom="paragraph">
+                  <wp:posOffset>1186815</wp:posOffset>
+                </wp:positionV>
+                <wp:extent cx="1847850" cy="619125"/>
+                <wp:effectExtent l="0" t="0" r="19050" b="28575"/>
+                <wp:wrapNone/>
+                <wp:docPr id="8" name="Caixa de Texto 8"/>
+                <wp:cNvGraphicFramePr/>
+                <a:graphic xmlns:a="http://schemas.openxmlformats.org/drawingml/2006/main">
+                  <a:graphicData uri="http://schemas.microsoft.com/office/word/2010/wordprocessingShape">
+                    <wps:wsp>
+                      <wps:cNvSpPr txBox="1"/>
+                      <wps:spPr>
+                        <a:xfrm>
+                          <a:off x="0" y="0"/>
+                          <a:ext cx="1847850" cy="619125"/>
+                        </a:xfrm>
+                        <a:prstGeom prst="rect">
+                          <a:avLst/>
+                        </a:prstGeom>
+                        <a:solidFill>
+                          <a:schemeClr val="tx1">
+                            <a:lumMod val="95000"/>
+                            <a:lumOff val="5000"/>
+                          </a:schemeClr>
+                        </a:solidFill>
+                        <a:ln w="6350">
+                          <a:solidFill>
+                            <a:prstClr val="black"/>
+                          </a:solidFill>
+                        </a:ln>
+                      </wps:spPr>
+                      <wps:txbx>
+                        <w:txbxContent>
+                          <w:p>
+                            <w:pPr>
+                              <w:ind w:left="-709" w:firstLine="709"/>
+                              <w:jc w:val="center"/>
+                            </w:pPr>
+                            <w:r>
+                              <w:t>Ler Categoria</w:t>
+                            </w:r>
+                          </w:p>
+                          <w:p>
+                            <w:pPr>
+                              <w:ind w:left="-709" w:firstLine="709"/>
+                              <w:jc w:val="center"/>
+                            </w:pPr>
+                            <w:r>
+                              <w:t>(A, P ou F)</w:t>
+                            </w:r>
+                          </w:p>
+                          <w:p/>
+                        </w:txbxContent>
+                      </wps:txbx>
+                      <wps:bodyPr rot="0" spcFirstLastPara="0" vertOverflow="overflow" horzOverflow="overflow" vert="horz" wrap="square" lIns="91440" tIns="45720" rIns="91440" bIns="45720" numCol="1" spcCol="0" rtlCol="0" fromWordArt="0" anchor="t" anchorCtr="0" forceAA="0" compatLnSpc="1">
+                        <a:prstTxWarp prst="textNoShape">
+                          <a:avLst/>
+                        </a:prstTxWarp>
+                        <a:noAutofit/>
+                      </wps:bodyPr>
+                    </wps:wsp>
+                  </a:graphicData>
+                </a:graphic>
+                <wp14:sizeRelH relativeFrom="margin">
+                  <wp14:pctWidth>0</wp14:pctWidth>
+                </wp14:sizeRelH>
+                <wp14:sizeRelV relativeFrom="margin">
+                  <wp14:pctHeight>0</wp14:pctHeight>
+                </wp14:sizeRelV>
+              </wp:anchor>
+            </w:drawing>
+          </mc:Choice>
+          <mc:Fallback>
+            <w:pict>
+              <v:shape w14:anchorId="298DDC1A" id="Caixa de Texto 8" o:spid="_x0000_s1035" type="#_x0000_t202" style="position:absolute;margin-left:128.7pt;margin-top:93.45pt;width:145.5pt;height:48.75pt;z-index:-251655168;visibility:visible;mso-wrap-style:square;mso-width-percent:0;mso-height-percent:0;mso-wrap-distance-left:9pt;mso-wrap-distance-top:0;mso-wrap-distance-right:9pt;mso-wrap-distance-bottom:0;mso-position-horizontal:absolute;mso-position-horizontal-relative:text;mso-position-vertical:absolute;mso-position-vertical-relative:text;mso-width-percent:0;mso-height-percent:0;mso-width-relative:margin;mso-height-relative:margin;v-text-anchor:top" o:gfxdata="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" fillcolor="#0d0d0d [3069]" strokeweight=".5pt">
+                <v:textbox>
+                  <w:txbxContent>
+                    <w:p>
+                      <w:pPr>
+                        <w:ind w:left="-709" w:firstLine="709"/>
+                        <w:jc w:val="center"/>
+                      </w:pPr>
+                      <w:r>
+                        <w:t>Ler Categoria</w:t>
+                      </w:r>
+                    </w:p>
+                    <w:p>
+                      <w:pPr>
+                        <w:ind w:left="-709" w:firstLine="709"/>
+                        <w:jc w:val="center"/>
+                      </w:pPr>
+                      <w:r>
+                        <w:t>(A, P ou F)</w:t>
+                      </w:r>
+                    </w:p>
+                    <w:p/>
+                  </w:txbxContent>
+                </v:textbox>
+              </v:shape>
+            </w:pict>
+          </mc:Fallback>
+        </mc:AlternateContent>
+      </w:r>
+      <w:r>
+        <w:rPr>
+          <w:noProof/>
+        </w:rPr>
+        <mc:AlternateContent>
+          <mc:Choice Requires="wps">
+            <w:drawing>
+              <wp:anchor distT="0" distB="0" distL="114300" distR="114300" simplePos="0" relativeHeight="251659264" behindDoc="0" locked="0" layoutInCell="1" allowOverlap="1" wp14:anchorId="38A04A8E" wp14:editId="4449C239">
+                <wp:simplePos x="0" y="0"/>
+                <wp:positionH relativeFrom="column">
+                  <wp:posOffset>1701165</wp:posOffset>
+                </wp:positionH>
+                <wp:positionV relativeFrom="paragraph">
+                  <wp:posOffset>-556260</wp:posOffset>
+                </wp:positionV>
+                <wp:extent cx="1724025" cy="781050"/>
+                <wp:effectExtent l="0" t="0" r="28575" b="19050"/>
+                <wp:wrapNone/>
+                <wp:docPr id="4" name="Caixa de Texto 4"/>
+                <wp:cNvGraphicFramePr/>
+                <a:graphic xmlns:a="http://schemas.openxmlformats.org/drawingml/2006/main">
+                  <a:graphicData uri="http://schemas.microsoft.com/office/word/2010/wordprocessingShape">
+                    <wps:wsp>
+                      <wps:cNvSpPr txBox="1"/>
+                      <wps:spPr>
+                        <a:xfrm>
+                          <a:off x="0" y="0"/>
+                          <a:ext cx="1724025" cy="781050"/>
+                        </a:xfrm>
+                        <a:prstGeom prst="rect">
+                          <a:avLst/>
+                        </a:prstGeom>
+                        <a:solidFill>
+                          <a:schemeClr val="tx1">
+                            <a:lumMod val="95000"/>
+                            <a:lumOff val="5000"/>
+                          </a:schemeClr>
+                        </a:solidFill>
+                        <a:ln w="6350">
+                          <a:solidFill>
+                            <a:prstClr val="black"/>
+                          </a:solidFill>
+                        </a:ln>
+                      </wps:spPr>
+                      <wps:txbx>
+                        <w:txbxContent>
+                          <w:p/>
+                          <w:p>
+                            <w:r>
+                              <w:t>INÍCIO</w:t>
+                            </w:r>
+                          </w:p>
+                        </w:txbxContent>
+                      </wps:txbx>
+                      <wps:bodyPr rot="0" spcFirstLastPara="0" vertOverflow="overflow" horzOverflow="overflow" vert="horz" wrap="square" lIns="91440" tIns="45720" rIns="91440" bIns="45720" numCol="1" spcCol="0" rtlCol="0" fromWordArt="0" anchor="t" anchorCtr="0" forceAA="0" compatLnSpc="1">
+                        <a:prstTxWarp prst="textNoShape">
+                          <a:avLst/>
+                        </a:prstTxWarp>
+                        <a:noAutofit/>
+                      </wps:bodyPr>
+                    </wps:wsp>
+                  </a:graphicData>
+                </a:graphic>
+                <wp14:sizeRelH relativeFrom="margin">
+                  <wp14:pctWidth>0</wp14:pctWidth>
+                </wp14:sizeRelH>
+                <wp14:sizeRelV relativeFrom="margin">
+                  <wp14:pctHeight>0</wp14:pctHeight>
+                </wp14:sizeRelV>
+              </wp:anchor>
+            </w:drawing>
+          </mc:Choice>
+          <mc:Fallback>
+            <w:pict>
+              <v:shape w14:anchorId="38A04A8E" id="Caixa de Texto 4" o:spid="_x0000_s1036" type="#_x0000_t202" style="position:absolute;margin-left:133.95pt;margin-top:-43.8pt;width:135.75pt;height:61.5pt;z-index:251659264;visibility:visible;mso-wrap-style:square;mso-width-percent:0;mso-height-percent:0;mso-wrap-distance-left:9pt;mso-wrap-distance-top:0;mso-wrap-distance-right:9pt;mso-wrap-distance-bottom:0;mso-position-horizontal:absolute;mso-position-horizontal-relative:text;mso-position-vertical:absolute;mso-position-vertical-relative:text;mso-width-percent:0;mso-height-percent:0;mso-width-relative:margin;mso-height-relative:margin;v-text-anchor:top" o:gfxdata="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" fillcolor="#0d0d0d [3069]" strokeweight=".5pt">
+                <v:textbox>
+                  <w:txbxContent>
+                    <w:p/>
+                    <w:p>
+                      <w:r>
+                        <w:t>INÍCIO</w:t>
+                      </w:r>
+                    </w:p>
+                  </w:txbxContent>
+                </v:textbox>
+              </v:shape>
+            </w:pict>
+          </mc:Fallback>
+        </mc:AlternateContent>
+      </w:r>
+      <w:r>
+        <w:rPr>
+          <w:noProof/>
+        </w:rPr>
+        <mc:AlternateContent>
+          <mc:Choice Requires="wps">
+            <w:drawing>
+              <wp:anchor distT="0" distB="0" distL="114300" distR="114300" simplePos="0" relativeHeight="251660288" behindDoc="0" locked="0" layoutInCell="1" allowOverlap="1" wp14:anchorId="71984776" wp14:editId="155BEE72">
+                <wp:simplePos x="0" y="0"/>
+                <wp:positionH relativeFrom="column">
+                  <wp:posOffset>2272665</wp:posOffset>
+                </wp:positionH>
+                <wp:positionV relativeFrom="paragraph">
+                  <wp:posOffset>481965</wp:posOffset>
+                </wp:positionV>
+                <wp:extent cx="561975" cy="533400"/>
+                <wp:effectExtent l="19050" t="0" r="47625" b="38100"/>
+                <wp:wrapNone/>
+                <wp:docPr id="6" name="Seta: para Baixo 6"/>
+                <wp:cNvGraphicFramePr/>
+                <a:graphic xmlns:a="http://schemas.openxmlformats.org/drawingml/2006/main">
+                  <a:graphicData uri="http://schemas.microsoft.com/office/word/2010/wordprocessingShape">
+                    <wps:wsp>
+                      <wps:cNvSpPr/>
+                      <wps:spPr>
+                        <a:xfrm>
+                          <a:off x="0" y="0"/>
+                          <a:ext cx="561975" cy="533400"/>
+                        </a:xfrm>
+                        <a:prstGeom prst="downArrow">
+                          <a:avLst/>
+                        </a:prstGeom>
+                        <a:solidFill>
+                          <a:schemeClr val="bg2">
+                            <a:lumMod val="75000"/>
+                          </a:schemeClr>
+                        </a:solidFill>
+                      </wps:spPr>
+                      <wps:style>
+                        <a:lnRef idx="2">
+                          <a:schemeClr val="accent1">
+                            <a:shade val="15000"/>
+                          </a:schemeClr>
+                        </a:lnRef>
+                        <a:fillRef idx="1">
+                          <a:schemeClr val="accent1"/>
+                        </a:fillRef>
+                        <a:effectRef idx="0">
+                          <a:schemeClr val="accent1"/>
+                        </a:effectRef>
+                        <a:fontRef idx="minor">
+                          <a:schemeClr val="lt1"/>
+                        </a:fontRef>
+                      </wps:style>
+                      <wps:bodyPr rot="0" spcFirstLastPara="0" vertOverflow="overflow" horzOverflow="overflow" vert="horz" wrap="square" lIns="91440" tIns="45720" rIns="91440" bIns="45720" numCol="1" spcCol="0" rtlCol="0" fromWordArt="0" anchor="ctr" anchorCtr="0" forceAA="0" compatLnSpc="1">
+                        <a:prstTxWarp prst="textNoShape">
+                          <a:avLst/>
+                        </a:prstTxWarp>
+                        <a:noAutofit/>
+                      </wps:bodyPr>
+                    </wps:wsp>
+                  </a:graphicData>
+                </a:graphic>
+                <wp14:sizeRelH relativeFrom="margin">
+                  <wp14:pctWidth>0</wp14:pctWidth>
+                </wp14:sizeRelH>
+                <wp14:sizeRelV relativeFrom="margin">
+                  <wp14:pctHeight>0</wp14:pctHeight>
+                </wp14:sizeRelV>
+              </wp:anchor>
+            </w:drawing>
+          </mc:Choice>
+          <mc:Fallback>
+            <w:pict>
+              <v:shape w14:anchorId="0DBDAFCB" id="Seta: para Baixo 6" o:spid="_x0000_s1026" type="#_x0000_t67" style="position:absolute;margin-left:178.95pt;margin-top:37.95pt;width:44.25pt;height:42pt;z-index:251660288;visibility:visible;mso-wrap-style:square;mso-width-percent:0;mso-height-percent:0;mso-wrap-distance-left:9pt;mso-wrap-distance-top:0;mso-wrap-distance-right:9pt;mso-wrap-distance-bottom:0;mso-position-horizontal:absolute;mso-position-horizontal-relative:text;mso-position-vertical:absolute;mso-position-vertical-relative:text;mso-width-percent:0;mso-height-percent:0;mso-width-relative:margin;mso-height-relative:margin;v-text-anchor:middle" o:gfxdata="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" adj="10800" fillcolor="#adadad [2414]" strokecolor="#030e13 [484]" strokeweight="1pt"/>
+            </w:pict>
+          </mc:Fallback>
+        </mc:AlternateContent>
+      </w:r>
     </w:p>
     <w:sectPr>
       <w:pgSz w:w="12240" w:h="15840"/>

--- a/Algorítimos e Lógica de Programação/Projeto Integrador 2026_1- Questões Gerar Senha Aleatória.docx
+++ b/Algorítimos e Lógica de Programação/Projeto Integrador 2026_1- Questões Gerar Senha Aleatória.docx
@@ -2274,6 +2274,176 @@
           <w:noProof/>
         </w:rPr>
         <w:lastRenderedPageBreak/>
+        <mc:AlternateContent>
+          <mc:Choice Requires="wps">
+            <w:drawing>
+              <wp:anchor distT="0" distB="0" distL="114300" distR="114300" simplePos="0" relativeHeight="251686912" behindDoc="1" locked="0" layoutInCell="1" allowOverlap="1" wp14:anchorId="6F258975" wp14:editId="3CA0E6A3">
+                <wp:simplePos x="0" y="0"/>
+                <wp:positionH relativeFrom="column">
+                  <wp:posOffset>2748915</wp:posOffset>
+                </wp:positionH>
+                <wp:positionV relativeFrom="paragraph">
+                  <wp:posOffset>6082665</wp:posOffset>
+                </wp:positionV>
+                <wp:extent cx="1952625" cy="600075"/>
+                <wp:effectExtent l="0" t="0" r="28575" b="28575"/>
+                <wp:wrapNone/>
+                <wp:docPr id="31" name="Caixa de Texto 31"/>
+                <wp:cNvGraphicFramePr/>
+                <a:graphic xmlns:a="http://schemas.openxmlformats.org/drawingml/2006/main">
+                  <a:graphicData uri="http://schemas.microsoft.com/office/word/2010/wordprocessingShape">
+                    <wps:wsp>
+                      <wps:cNvSpPr txBox="1"/>
+                      <wps:spPr>
+                        <a:xfrm>
+                          <a:off x="0" y="0"/>
+                          <a:ext cx="1952625" cy="600075"/>
+                        </a:xfrm>
+                        <a:prstGeom prst="rect">
+                          <a:avLst/>
+                        </a:prstGeom>
+                        <a:solidFill>
+                          <a:schemeClr val="tx1">
+                            <a:lumMod val="95000"/>
+                            <a:lumOff val="5000"/>
+                          </a:schemeClr>
+                        </a:solidFill>
+                        <a:ln w="6350">
+                          <a:solidFill>
+                            <a:prstClr val="black"/>
+                          </a:solidFill>
+                        </a:ln>
+                      </wps:spPr>
+                      <wps:txbx>
+                        <w:txbxContent>
+                          <w:p>
+                            <w:pPr>
+                              <w:ind w:left="-709" w:firstLine="709"/>
+                              <w:jc w:val="center"/>
+                              <w:rPr>
+                                <w:color w:val="FFFFFF" w:themeColor="background1"/>
+                              </w:rPr>
+                            </w:pPr>
+                            <w:r>
+                              <w:rPr>
+                                <w:color w:val="FFFFFF" w:themeColor="background1"/>
+                              </w:rPr>
+                              <w:t>U</w:t>
+                            </w:r>
+                            <w:r>
+                              <w:rPr>
+                                <w:color w:val="FFFFFF" w:themeColor="background1"/>
+                              </w:rPr>
+                              <w:t xml:space="preserve">suário quer continuar a </w:t>
+                            </w:r>
+                            <w:r>
+                              <w:rPr>
+                                <w:color w:val="FFFFFF" w:themeColor="background1"/>
+                              </w:rPr>
+                              <w:t xml:space="preserve"> </w:t>
+                            </w:r>
+                          </w:p>
+                          <w:p>
+                            <w:pPr>
+                              <w:ind w:left="-709" w:firstLine="709"/>
+                              <w:jc w:val="center"/>
+                              <w:rPr>
+                                <w:color w:val="FFFFFF" w:themeColor="background1"/>
+                              </w:rPr>
+                            </w:pPr>
+                            <w:r>
+                              <w:rPr>
+                                <w:color w:val="FFFFFF" w:themeColor="background1"/>
+                              </w:rPr>
+                              <w:t>digitação?</w:t>
+                            </w:r>
+                          </w:p>
+                          <w:p/>
+                          <w:p/>
+                        </w:txbxContent>
+                      </wps:txbx>
+                      <wps:bodyPr rot="0" spcFirstLastPara="0" vertOverflow="overflow" horzOverflow="overflow" vert="horz" wrap="square" lIns="91440" tIns="45720" rIns="91440" bIns="45720" numCol="1" spcCol="0" rtlCol="0" fromWordArt="0" anchor="t" anchorCtr="0" forceAA="0" compatLnSpc="1">
+                        <a:prstTxWarp prst="textNoShape">
+                          <a:avLst/>
+                        </a:prstTxWarp>
+                        <a:noAutofit/>
+                      </wps:bodyPr>
+                    </wps:wsp>
+                  </a:graphicData>
+                </a:graphic>
+                <wp14:sizeRelH relativeFrom="margin">
+                  <wp14:pctWidth>0</wp14:pctWidth>
+                </wp14:sizeRelH>
+                <wp14:sizeRelV relativeFrom="margin">
+                  <wp14:pctHeight>0</wp14:pctHeight>
+                </wp14:sizeRelV>
+              </wp:anchor>
+            </w:drawing>
+          </mc:Choice>
+          <mc:Fallback>
+            <w:pict>
+              <v:shapetype w14:anchorId="6F258975" id="_x0000_t202" coordsize="21600,21600" o:spt="202" path="m,l,21600r21600,l21600,xe">
+                <v:stroke joinstyle="miter"/>
+                <v:path gradientshapeok="t" o:connecttype="rect"/>
+              </v:shapetype>
+              <v:shape id="Caixa de Texto 31" o:spid="_x0000_s1026" type="#_x0000_t202" style="position:absolute;margin-left:216.45pt;margin-top:478.95pt;width:153.75pt;height:47.25pt;z-index:-251629568;visibility:visible;mso-wrap-style:square;mso-width-percent:0;mso-height-percent:0;mso-wrap-distance-left:9pt;mso-wrap-distance-top:0;mso-wrap-distance-right:9pt;mso-wrap-distance-bottom:0;mso-position-horizontal:absolute;mso-position-horizontal-relative:text;mso-position-vertical:absolute;mso-position-vertical-relative:text;mso-width-percent:0;mso-height-percent:0;mso-width-relative:margin;mso-height-relative:margin;v-text-anchor:top" o:gfxdata="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" fillcolor="#0d0d0d [3069]" strokeweight=".5pt">
+                <v:textbox>
+                  <w:txbxContent>
+                    <w:p>
+                      <w:pPr>
+                        <w:ind w:left="-709" w:firstLine="709"/>
+                        <w:jc w:val="center"/>
+                        <w:rPr>
+                          <w:color w:val="FFFFFF" w:themeColor="background1"/>
+                        </w:rPr>
+                      </w:pPr>
+                      <w:r>
+                        <w:rPr>
+                          <w:color w:val="FFFFFF" w:themeColor="background1"/>
+                        </w:rPr>
+                        <w:t>U</w:t>
+                      </w:r>
+                      <w:r>
+                        <w:rPr>
+                          <w:color w:val="FFFFFF" w:themeColor="background1"/>
+                        </w:rPr>
+                        <w:t xml:space="preserve">suário quer continuar a </w:t>
+                      </w:r>
+                      <w:r>
+                        <w:rPr>
+                          <w:color w:val="FFFFFF" w:themeColor="background1"/>
+                        </w:rPr>
+                        <w:t xml:space="preserve"> </w:t>
+                      </w:r>
+                    </w:p>
+                    <w:p>
+                      <w:pPr>
+                        <w:ind w:left="-709" w:firstLine="709"/>
+                        <w:jc w:val="center"/>
+                        <w:rPr>
+                          <w:color w:val="FFFFFF" w:themeColor="background1"/>
+                        </w:rPr>
+                      </w:pPr>
+                      <w:r>
+                        <w:rPr>
+                          <w:color w:val="FFFFFF" w:themeColor="background1"/>
+                        </w:rPr>
+                        <w:t>digitação?</w:t>
+                      </w:r>
+                    </w:p>
+                    <w:p/>
+                    <w:p/>
+                  </w:txbxContent>
+                </v:textbox>
+              </v:shape>
+            </w:pict>
+          </mc:Fallback>
+        </mc:AlternateContent>
+      </w:r>
+      <w:r>
+        <w:rPr>
+          <w:noProof/>
+        </w:rPr>
         <mc:AlternateContent>
           <mc:Choice Requires="wps">
             <w:drawing>
@@ -2492,8 +2662,14 @@
                             <w:pPr>
                               <w:ind w:left="-709" w:firstLine="709"/>
                               <w:jc w:val="center"/>
+                              <w:rPr>
+                                <w:color w:val="FFFFFF" w:themeColor="background1"/>
+                              </w:rPr>
                             </w:pPr>
                             <w:r>
+                              <w:rPr>
+                                <w:color w:val="FFFFFF" w:themeColor="background1"/>
+                              </w:rPr>
                               <w:t>SIM</w:t>
                             </w:r>
                           </w:p>
@@ -2521,19 +2697,21 @@
           </mc:Choice>
           <mc:Fallback>
             <w:pict>
-              <v:shapetype w14:anchorId="6BA7E0B1" id="_x0000_t202" coordsize="21600,21600" o:spt="202" path="m,l,21600r21600,l21600,xe">
-                <v:stroke joinstyle="miter"/>
-                <v:path gradientshapeok="t" o:connecttype="rect"/>
-              </v:shapetype>
-              <v:shape id="Caixa de Texto 32" o:spid="_x0000_s1026" type="#_x0000_t202" style="position:absolute;margin-left:390.6pt;margin-top:564.05pt;width:81.75pt;height:24.75pt;z-index:-251627520;visibility:visible;mso-wrap-style:square;mso-width-percent:0;mso-height-percent:0;mso-wrap-distance-left:9pt;mso-wrap-distance-top:0;mso-wrap-distance-right:9pt;mso-wrap-distance-bottom:0;mso-position-horizontal:absolute;mso-position-horizontal-relative:text;mso-position-vertical:absolute;mso-position-vertical-relative:text;mso-width-percent:0;mso-height-percent:0;mso-width-relative:margin;mso-height-relative:margin;v-text-anchor:top" o:gfxdata="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" fillcolor="#0d0d0d [3069]" strokeweight=".5pt">
+              <v:shape w14:anchorId="6BA7E0B1" id="Caixa de Texto 32" o:spid="_x0000_s1027" type="#_x0000_t202" style="position:absolute;margin-left:390.6pt;margin-top:564.05pt;width:81.75pt;height:24.75pt;z-index:-251627520;visibility:visible;mso-wrap-style:square;mso-width-percent:0;mso-height-percent:0;mso-wrap-distance-left:9pt;mso-wrap-distance-top:0;mso-wrap-distance-right:9pt;mso-wrap-distance-bottom:0;mso-position-horizontal:absolute;mso-position-horizontal-relative:text;mso-position-vertical:absolute;mso-position-vertical-relative:text;mso-width-percent:0;mso-height-percent:0;mso-width-relative:margin;mso-height-relative:margin;v-text-anchor:top" o:gfxdata="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" fillcolor="#0d0d0d [3069]" strokeweight=".5pt">
                 <v:textbox>
                   <w:txbxContent>
                     <w:p>
                       <w:pPr>
                         <w:ind w:left="-709" w:firstLine="709"/>
                         <w:jc w:val="center"/>
+                        <w:rPr>
+                          <w:color w:val="FFFFFF" w:themeColor="background1"/>
+                        </w:rPr>
                       </w:pPr>
                       <w:r>
+                        <w:rPr>
+                          <w:color w:val="FFFFFF" w:themeColor="background1"/>
+                        </w:rPr>
                         <w:t>SIM</w:t>
                       </w:r>
                     </w:p>
@@ -2602,8 +2780,14 @@
                             <w:pPr>
                               <w:ind w:firstLine="0"/>
                               <w:jc w:val="center"/>
+                              <w:rPr>
+                                <w:color w:val="FFFFFF" w:themeColor="background1"/>
+                              </w:rPr>
                             </w:pPr>
                             <w:r>
+                              <w:rPr>
+                                <w:color w:val="FFFFFF" w:themeColor="background1"/>
+                              </w:rPr>
                               <w:t>FIM</w:t>
                             </w:r>
                           </w:p>
@@ -2629,7 +2813,7 @@
           </mc:Choice>
           <mc:Fallback>
             <w:pict>
-              <v:shape w14:anchorId="1093E96C" id="Caixa de Texto 39" o:spid="_x0000_s1027" type="#_x0000_t202" style="position:absolute;margin-left:-20.55pt;margin-top:618.45pt;width:125.25pt;height:61.5pt;z-index:251697152;visibility:visible;mso-wrap-style:square;mso-width-percent:0;mso-height-percent:0;mso-wrap-distance-left:9pt;mso-wrap-distance-top:0;mso-wrap-distance-right:9pt;mso-wrap-distance-bottom:0;mso-position-horizontal:absolute;mso-position-horizontal-relative:text;mso-position-vertical:absolute;mso-position-vertical-relative:text;mso-width-percent:0;mso-height-percent:0;mso-width-relative:margin;mso-height-relative:margin;v-text-anchor:top" o:gfxdata="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" fillcolor="#0d0d0d [3069]" strokeweight=".5pt">
+              <v:shape w14:anchorId="1093E96C" id="Caixa de Texto 39" o:spid="_x0000_s1028" type="#_x0000_t202" style="position:absolute;margin-left:-20.55pt;margin-top:618.45pt;width:125.25pt;height:61.5pt;z-index:251697152;visibility:visible;mso-wrap-style:square;mso-width-percent:0;mso-height-percent:0;mso-wrap-distance-left:9pt;mso-wrap-distance-top:0;mso-wrap-distance-right:9pt;mso-wrap-distance-bottom:0;mso-position-horizontal:absolute;mso-position-horizontal-relative:text;mso-position-vertical:absolute;mso-position-vertical-relative:text;mso-width-percent:0;mso-height-percent:0;mso-width-relative:margin;mso-height-relative:margin;v-text-anchor:top" o:gfxdata="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" fillcolor="#0d0d0d [3069]" strokeweight=".5pt">
                 <v:textbox>
                   <w:txbxContent>
                     <w:p>
@@ -2642,8 +2826,14 @@
                       <w:pPr>
                         <w:ind w:firstLine="0"/>
                         <w:jc w:val="center"/>
+                        <w:rPr>
+                          <w:color w:val="FFFFFF" w:themeColor="background1"/>
+                        </w:rPr>
                       </w:pPr>
                       <w:r>
+                        <w:rPr>
+                          <w:color w:val="FFFFFF" w:themeColor="background1"/>
+                        </w:rPr>
                         <w:t>FIM</w:t>
                       </w:r>
                     </w:p>
@@ -2790,8 +2980,14 @@
                             <w:pPr>
                               <w:ind w:left="-709" w:firstLine="709"/>
                               <w:jc w:val="center"/>
+                              <w:rPr>
+                                <w:color w:val="FFFFFF" w:themeColor="background1"/>
+                              </w:rPr>
                             </w:pPr>
                             <w:r>
+                              <w:rPr>
+                                <w:color w:val="FFFFFF" w:themeColor="background1"/>
+                              </w:rPr>
                               <w:t>NÃO</w:t>
                             </w:r>
                           </w:p>
@@ -2818,15 +3014,21 @@
           </mc:Choice>
           <mc:Fallback>
             <w:pict>
-              <v:shape w14:anchorId="75D4414B" id="Caixa de Texto 35" o:spid="_x0000_s1028" type="#_x0000_t202" style="position:absolute;margin-left:141pt;margin-top:566.25pt;width:81.75pt;height:24.75pt;z-index:-251623424;visibility:visible;mso-wrap-style:square;mso-width-percent:0;mso-height-percent:0;mso-wrap-distance-left:9pt;mso-wrap-distance-top:0;mso-wrap-distance-right:9pt;mso-wrap-distance-bottom:0;mso-position-horizontal:absolute;mso-position-horizontal-relative:text;mso-position-vertical:absolute;mso-position-vertical-relative:text;mso-width-percent:0;mso-height-percent:0;mso-width-relative:margin;mso-height-relative:margin;v-text-anchor:top" o:gfxdata="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" fillcolor="#0d0d0d [3069]" strokeweight=".5pt">
+              <v:shape w14:anchorId="75D4414B" id="Caixa de Texto 35" o:spid="_x0000_s1029" type="#_x0000_t202" style="position:absolute;margin-left:141pt;margin-top:566.25pt;width:81.75pt;height:24.75pt;z-index:-251623424;visibility:visible;mso-wrap-style:square;mso-width-percent:0;mso-height-percent:0;mso-wrap-distance-left:9pt;mso-wrap-distance-top:0;mso-wrap-distance-right:9pt;mso-wrap-distance-bottom:0;mso-position-horizontal:absolute;mso-position-horizontal-relative:text;mso-position-vertical:absolute;mso-position-vertical-relative:text;mso-width-percent:0;mso-height-percent:0;mso-width-relative:margin;mso-height-relative:margin;v-text-anchor:top" o:gfxdata="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" fillcolor="#0d0d0d [3069]" strokeweight=".5pt">
                 <v:textbox>
                   <w:txbxContent>
                     <w:p>
                       <w:pPr>
                         <w:ind w:left="-709" w:firstLine="709"/>
                         <w:jc w:val="center"/>
+                        <w:rPr>
+                          <w:color w:val="FFFFFF" w:themeColor="background1"/>
+                        </w:rPr>
                       </w:pPr>
                       <w:r>
+                        <w:rPr>
+                          <w:color w:val="FFFFFF" w:themeColor="background1"/>
+                        </w:rPr>
                         <w:t>NÃO</w:t>
                       </w:r>
                     </w:p>
@@ -2940,7 +3142,7 @@
         <mc:AlternateContent>
           <mc:Choice Requires="wps">
             <w:drawing>
-              <wp:anchor distT="0" distB="0" distL="114300" distR="114300" simplePos="0" relativeHeight="251691008" behindDoc="0" locked="0" layoutInCell="1" allowOverlap="1" wp14:anchorId="380B20E6" wp14:editId="650C6C62">
+              <wp:anchor distT="0" distB="0" distL="114300" distR="114300" simplePos="0" relativeHeight="251691008" behindDoc="0" locked="0" layoutInCell="1" allowOverlap="1" wp14:anchorId="380B20E6" wp14:editId="5ACA9C37">
                 <wp:simplePos x="0" y="0"/>
                 <wp:positionH relativeFrom="column">
                   <wp:posOffset>4684935</wp:posOffset>
@@ -3007,107 +3209,23 @@
           </mc:Choice>
           <mc:Fallback>
             <w:pict>
-              <v:shape w14:anchorId="43C76EF1" id="Seta: para Baixo 33" o:spid="_x0000_s1026" type="#_x0000_t67" style="position:absolute;margin-left:368.9pt;margin-top:532pt;width:24.85pt;height:19.3pt;rotation:-2437254fd;z-index:251691008;visibility:visible;mso-wrap-style:square;mso-width-percent:0;mso-height-percent:0;mso-wrap-distance-left:9pt;mso-wrap-distance-top:0;mso-wrap-distance-right:9pt;mso-wrap-distance-bottom:0;mso-position-horizontal:absolute;mso-position-horizontal-relative:text;mso-position-vertical:absolute;mso-position-vertical-relative:text;mso-width-percent:0;mso-height-percent:0;mso-width-relative:margin;mso-height-relative:margin;v-text-anchor:middle" o:gfxdata="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" adj="10800" fillcolor="#adadad [2414]" strokecolor="#030e13 [484]" strokeweight="1pt"/>
-            </w:pict>
-          </mc:Fallback>
-        </mc:AlternateContent>
-      </w:r>
-      <w:r>
-        <w:rPr>
-          <w:noProof/>
-        </w:rPr>
-        <mc:AlternateContent>
-          <mc:Choice Requires="wps">
-            <w:drawing>
-              <wp:anchor distT="0" distB="0" distL="114300" distR="114300" simplePos="0" relativeHeight="251686912" behindDoc="1" locked="0" layoutInCell="1" allowOverlap="1" wp14:anchorId="6F258975" wp14:editId="2C9FB9F6">
-                <wp:simplePos x="0" y="0"/>
-                <wp:positionH relativeFrom="column">
-                  <wp:posOffset>2822575</wp:posOffset>
-                </wp:positionH>
-                <wp:positionV relativeFrom="paragraph">
-                  <wp:posOffset>6082665</wp:posOffset>
-                </wp:positionV>
-                <wp:extent cx="1945641" cy="600075"/>
-                <wp:effectExtent l="0" t="0" r="16510" b="28575"/>
-                <wp:wrapNone/>
-                <wp:docPr id="31" name="Caixa de Texto 31"/>
-                <wp:cNvGraphicFramePr/>
-                <a:graphic xmlns:a="http://schemas.openxmlformats.org/drawingml/2006/main">
-                  <a:graphicData uri="http://schemas.microsoft.com/office/word/2010/wordprocessingShape">
-                    <wps:wsp>
-                      <wps:cNvSpPr txBox="1"/>
-                      <wps:spPr>
-                        <a:xfrm>
-                          <a:off x="0" y="0"/>
-                          <a:ext cx="1945641" cy="600075"/>
-                        </a:xfrm>
-                        <a:prstGeom prst="rect">
-                          <a:avLst/>
-                        </a:prstGeom>
-                        <a:solidFill>
-                          <a:schemeClr val="tx1">
-                            <a:lumMod val="95000"/>
-                            <a:lumOff val="5000"/>
-                          </a:schemeClr>
-                        </a:solidFill>
-                        <a:ln w="6350">
-                          <a:solidFill>
-                            <a:prstClr val="black"/>
-                          </a:solidFill>
-                        </a:ln>
-                      </wps:spPr>
-                      <wps:txbx>
-                        <w:txbxContent>
-                          <w:p>
-                            <w:pPr>
-                              <w:ind w:left="-709" w:firstLine="709"/>
-                              <w:jc w:val="center"/>
-                            </w:pPr>
-                            <w:r>
-                              <w:t>Verifica se usuário quer      continuar a digitação</w:t>
-                            </w:r>
-                          </w:p>
-                          <w:p/>
-                          <w:p/>
-                        </w:txbxContent>
-                      </wps:txbx>
-                      <wps:bodyPr rot="0" spcFirstLastPara="0" vertOverflow="overflow" horzOverflow="overflow" vert="horz" wrap="square" lIns="91440" tIns="45720" rIns="91440" bIns="45720" numCol="1" spcCol="0" rtlCol="0" fromWordArt="0" anchor="t" anchorCtr="0" forceAA="0" compatLnSpc="1">
-                        <a:prstTxWarp prst="textNoShape">
-                          <a:avLst/>
-                        </a:prstTxWarp>
-                        <a:noAutofit/>
-                      </wps:bodyPr>
-                    </wps:wsp>
-                  </a:graphicData>
-                </a:graphic>
-                <wp14:sizeRelH relativeFrom="margin">
-                  <wp14:pctWidth>0</wp14:pctWidth>
-                </wp14:sizeRelH>
-                <wp14:sizeRelV relativeFrom="margin">
-                  <wp14:pctHeight>0</wp14:pctHeight>
-                </wp14:sizeRelV>
-              </wp:anchor>
-            </w:drawing>
-          </mc:Choice>
-          <mc:Fallback>
-            <w:pict>
-              <v:shape w14:anchorId="6F258975" id="Caixa de Texto 31" o:spid="_x0000_s1029" type="#_x0000_t202" style="position:absolute;margin-left:222.25pt;margin-top:478.95pt;width:153.2pt;height:47.25pt;z-index:-251629568;visibility:visible;mso-wrap-style:square;mso-width-percent:0;mso-height-percent:0;mso-wrap-distance-left:9pt;mso-wrap-distance-top:0;mso-wrap-distance-right:9pt;mso-wrap-distance-bottom:0;mso-position-horizontal:absolute;mso-position-horizontal-relative:text;mso-position-vertical:absolute;mso-position-vertical-relative:text;mso-width-percent:0;mso-height-percent:0;mso-width-relative:margin;mso-height-relative:margin;v-text-anchor:top" o:gfxdata="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" fillcolor="#0d0d0d [3069]" strokeweight=".5pt">
-                <v:textbox>
-                  <w:txbxContent>
-                    <w:p>
-                      <w:pPr>
-                        <w:ind w:left="-709" w:firstLine="709"/>
-                        <w:jc w:val="center"/>
-                      </w:pPr>
-                      <w:r>
-                        <w:t>Verifica se usuário quer      continuar a digitação</w:t>
-                      </w:r>
-                    </w:p>
-                    <w:p/>
-                    <w:p/>
-                  </w:txbxContent>
-                </v:textbox>
-              </v:shape>
+              <v:shapetype w14:anchorId="519A532D" id="_x0000_t67" coordsize="21600,21600" o:spt="67" adj="16200,5400" path="m0@0l@1@0@1,0@2,0@2@0,21600@0,10800,21600xe">
+                <v:stroke joinstyle="miter"/>
+                <v:formulas>
+                  <v:f eqn="val #0"/>
+                  <v:f eqn="val #1"/>
+                  <v:f eqn="sum height 0 #1"/>
+                  <v:f eqn="sum 10800 0 #1"/>
+                  <v:f eqn="sum width 0 #0"/>
+                  <v:f eqn="prod @4 @3 10800"/>
+                  <v:f eqn="sum width 0 @5"/>
+                </v:formulas>
+                <v:path o:connecttype="custom" o:connectlocs="10800,0;0,@0;10800,21600;21600,@0" o:connectangles="270,180,90,0" textboxrect="@1,0,@2,@6"/>
+                <v:handles>
+                  <v:h position="#1,#0" xrange="0,10800" yrange="0,21600"/>
+                </v:handles>
+              </v:shapetype>
+              <v:shape id="Seta: para Baixo 33" o:spid="_x0000_s1026" type="#_x0000_t67" style="position:absolute;margin-left:368.9pt;margin-top:532pt;width:24.85pt;height:19.3pt;rotation:-2437254fd;z-index:251691008;visibility:visible;mso-wrap-style:square;mso-width-percent:0;mso-height-percent:0;mso-wrap-distance-left:9pt;mso-wrap-distance-top:0;mso-wrap-distance-right:9pt;mso-wrap-distance-bottom:0;mso-position-horizontal:absolute;mso-position-horizontal-relative:text;mso-position-vertical:absolute;mso-position-vertical-relative:text;mso-width-percent:0;mso-height-percent:0;mso-width-relative:margin;mso-height-relative:margin;v-text-anchor:middle" o:gfxdata="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" adj="10800" fillcolor="#adadad [2414]" strokecolor="#030e13 [484]" strokeweight="1pt"/>
             </w:pict>
           </mc:Fallback>
         </mc:AlternateContent>
@@ -3241,8 +3359,14 @@
                             <w:pPr>
                               <w:ind w:left="-709" w:firstLine="709"/>
                               <w:jc w:val="center"/>
+                              <w:rPr>
+                                <w:color w:val="E8E8E8" w:themeColor="background2"/>
+                              </w:rPr>
                             </w:pPr>
                             <w:r>
+                              <w:rPr>
+                                <w:color w:val="E8E8E8" w:themeColor="background2"/>
+                              </w:rPr>
                               <w:t xml:space="preserve">Exibe as senhas  </w:t>
                             </w:r>
                           </w:p>
@@ -3277,8 +3401,14 @@
                       <w:pPr>
                         <w:ind w:left="-709" w:firstLine="709"/>
                         <w:jc w:val="center"/>
+                        <w:rPr>
+                          <w:color w:val="E8E8E8" w:themeColor="background2"/>
+                        </w:rPr>
                       </w:pPr>
                       <w:r>
+                        <w:rPr>
+                          <w:color w:val="E8E8E8" w:themeColor="background2"/>
+                        </w:rPr>
                         <w:t xml:space="preserve">Exibe as senhas  </w:t>
                       </w:r>
                     </w:p>
@@ -3419,8 +3549,14 @@
                           <w:p>
                             <w:pPr>
                               <w:ind w:left="-709" w:firstLine="709"/>
+                              <w:rPr>
+                                <w:color w:val="E8E8E8" w:themeColor="background2"/>
+                              </w:rPr>
                             </w:pPr>
                             <w:r>
+                              <w:rPr>
+                                <w:color w:val="E8E8E8" w:themeColor="background2"/>
+                              </w:rPr>
                               <w:t xml:space="preserve">    Gera as 10 senhas</w:t>
                             </w:r>
                           </w:p>
@@ -3454,8 +3590,14 @@
                     <w:p>
                       <w:pPr>
                         <w:ind w:left="-709" w:firstLine="709"/>
+                        <w:rPr>
+                          <w:color w:val="E8E8E8" w:themeColor="background2"/>
+                        </w:rPr>
                       </w:pPr>
                       <w:r>
+                        <w:rPr>
+                          <w:color w:val="E8E8E8" w:themeColor="background2"/>
+                        </w:rPr>
                         <w:t xml:space="preserve">    Gera as 10 senhas</w:t>
                       </w:r>
                     </w:p>
@@ -3518,8 +3660,14 @@
                             <w:pPr>
                               <w:ind w:left="-709" w:firstLine="709"/>
                               <w:jc w:val="center"/>
+                              <w:rPr>
+                                <w:color w:val="FFFFFF" w:themeColor="background1"/>
+                              </w:rPr>
                             </w:pPr>
                             <w:r>
+                              <w:rPr>
+                                <w:color w:val="FFFFFF" w:themeColor="background1"/>
+                              </w:rPr>
                               <w:t>Categoria é válida?</w:t>
                             </w:r>
                           </w:p>
@@ -3554,8 +3702,14 @@
                       <w:pPr>
                         <w:ind w:left="-709" w:firstLine="709"/>
                         <w:jc w:val="center"/>
+                        <w:rPr>
+                          <w:color w:val="FFFFFF" w:themeColor="background1"/>
+                        </w:rPr>
                       </w:pPr>
                       <w:r>
+                        <w:rPr>
+                          <w:color w:val="FFFFFF" w:themeColor="background1"/>
+                        </w:rPr>
                         <w:t>Categoria é válida?</w:t>
                       </w:r>
                     </w:p>
@@ -3776,8 +3930,14 @@
                             <w:pPr>
                               <w:ind w:left="-709" w:firstLine="709"/>
                               <w:jc w:val="center"/>
+                              <w:rPr>
+                                <w:color w:val="E8E8E8" w:themeColor="background2"/>
+                              </w:rPr>
                             </w:pPr>
                             <w:r>
+                              <w:rPr>
+                                <w:color w:val="E8E8E8" w:themeColor="background2"/>
+                              </w:rPr>
                               <w:t>SIM</w:t>
                             </w:r>
                           </w:p>
@@ -3812,8 +3972,14 @@
                       <w:pPr>
                         <w:ind w:left="-709" w:firstLine="709"/>
                         <w:jc w:val="center"/>
+                        <w:rPr>
+                          <w:color w:val="E8E8E8" w:themeColor="background2"/>
+                        </w:rPr>
                       </w:pPr>
                       <w:r>
+                        <w:rPr>
+                          <w:color w:val="E8E8E8" w:themeColor="background2"/>
+                        </w:rPr>
                         <w:t>SIM</w:t>
                       </w:r>
                     </w:p>
@@ -3955,8 +4121,14 @@
                             <w:pPr>
                               <w:ind w:left="-709" w:firstLine="709"/>
                               <w:jc w:val="center"/>
+                              <w:rPr>
+                                <w:color w:val="E8E8E8" w:themeColor="background2"/>
+                              </w:rPr>
                             </w:pPr>
                             <w:r>
+                              <w:rPr>
+                                <w:color w:val="E8E8E8" w:themeColor="background2"/>
+                              </w:rPr>
                               <w:t>NÃO</w:t>
                             </w:r>
                           </w:p>
@@ -3990,8 +4162,14 @@
                       <w:pPr>
                         <w:ind w:left="-709" w:firstLine="709"/>
                         <w:jc w:val="center"/>
+                        <w:rPr>
+                          <w:color w:val="E8E8E8" w:themeColor="background2"/>
+                        </w:rPr>
                       </w:pPr>
                       <w:r>
+                        <w:rPr>
+                          <w:color w:val="E8E8E8" w:themeColor="background2"/>
+                        </w:rPr>
                         <w:t>NÃO</w:t>
                       </w:r>
                     </w:p>
@@ -4132,8 +4310,14 @@
                             <w:pPr>
                               <w:ind w:left="-709" w:firstLine="709"/>
                               <w:jc w:val="center"/>
+                              <w:rPr>
+                                <w:color w:val="FFFFFF" w:themeColor="background1"/>
+                              </w:rPr>
                             </w:pPr>
                             <w:r>
+                              <w:rPr>
+                                <w:color w:val="FFFFFF" w:themeColor="background1"/>
+                              </w:rPr>
                               <w:t>Ler Categoria</w:t>
                             </w:r>
                           </w:p>
@@ -4141,8 +4325,14 @@
                             <w:pPr>
                               <w:ind w:left="-709" w:firstLine="709"/>
                               <w:jc w:val="center"/>
+                              <w:rPr>
+                                <w:color w:val="FFFFFF" w:themeColor="background1"/>
+                              </w:rPr>
                             </w:pPr>
                             <w:r>
+                              <w:rPr>
+                                <w:color w:val="FFFFFF" w:themeColor="background1"/>
+                              </w:rPr>
                               <w:t>(A, P ou F)</w:t>
                             </w:r>
                           </w:p>
@@ -4176,8 +4366,14 @@
                       <w:pPr>
                         <w:ind w:left="-709" w:firstLine="709"/>
                         <w:jc w:val="center"/>
+                        <w:rPr>
+                          <w:color w:val="FFFFFF" w:themeColor="background1"/>
+                        </w:rPr>
                       </w:pPr>
                       <w:r>
+                        <w:rPr>
+                          <w:color w:val="FFFFFF" w:themeColor="background1"/>
+                        </w:rPr>
                         <w:t>Ler Categoria</w:t>
                       </w:r>
                     </w:p>
@@ -4185,8 +4381,14 @@
                       <w:pPr>
                         <w:ind w:left="-709" w:firstLine="709"/>
                         <w:jc w:val="center"/>
+                        <w:rPr>
+                          <w:color w:val="FFFFFF" w:themeColor="background1"/>
+                        </w:rPr>
                       </w:pPr>
                       <w:r>
+                        <w:rPr>
+                          <w:color w:val="FFFFFF" w:themeColor="background1"/>
+                        </w:rPr>
                         <w:t>(A, P ou F)</w:t>
                       </w:r>
                     </w:p>
@@ -4246,7 +4448,15 @@
                         <w:txbxContent>
                           <w:p/>
                           <w:p>
+                            <w:pPr>
+                              <w:rPr>
+                                <w:color w:val="FFFFFF" w:themeColor="background1"/>
+                              </w:rPr>
+                            </w:pPr>
                             <w:r>
+                              <w:rPr>
+                                <w:color w:val="FFFFFF" w:themeColor="background1"/>
+                              </w:rPr>
                               <w:t>INÍCIO</w:t>
                             </w:r>
                           </w:p>
@@ -4277,7 +4487,15 @@
                   <w:txbxContent>
                     <w:p/>
                     <w:p>
+                      <w:pPr>
+                        <w:rPr>
+                          <w:color w:val="FFFFFF" w:themeColor="background1"/>
+                        </w:rPr>
+                      </w:pPr>
                       <w:r>
+                        <w:rPr>
+                          <w:color w:val="FFFFFF" w:themeColor="background1"/>
+                        </w:rPr>
                         <w:t>INÍCIO</w:t>
                       </w:r>
                     </w:p>
